--- a/BaoCao_ASM_WEB1044.docx
+++ b/BaoCao_ASM_WEB1044.docx
@@ -273,7 +273,7 @@
               <w:spacing w:after="20" w:line="264" w:lineRule="auto"/>
             </w:pPr>
             <w:r>
-              <w:t>Ty00234</w:t>
+              <w:t>………………………</w:t>
             </w:r>
           </w:p>
         </w:tc>
@@ -331,7 +331,7 @@
               <w:spacing w:after="20" w:line="264" w:lineRule="auto"/>
             </w:pPr>
             <w:r>
-              <w:t>SD21308</w:t>
+              <w:t>………………………</w:t>
             </w:r>
           </w:p>
         </w:tc>
@@ -389,7 +389,7 @@
               <w:spacing w:after="20" w:line="264" w:lineRule="auto"/>
             </w:pPr>
             <w:r>
-              <w:t>Trần Thị Mỹ Lệ</w:t>
+              <w:t>………………………</w:t>
             </w:r>
           </w:p>
         </w:tc>
@@ -477,7 +477,7 @@
     <w:sdt>
       <w:sdtPr>
         <w:alias w:val="Mục lục"/>
-        <w:id w:val="-1826972051"/>
+        <w:id w:val="-480308248"/>
       </w:sdtPr>
       <w:sdtContent>
         <w:p>
@@ -499,7 +499,7 @@
           <w:r>
             <w:fldChar w:fldCharType="separate"/>
           </w:r>
-          <w:hyperlink w:anchor="_Toc241917738" w:history="1">
+          <w:hyperlink w:anchor="_Toc241920971" w:history="1">
             <w:r>
               <w:rPr>
                 <w:rStyle w:val="Hyperlink"/>
@@ -523,7 +523,7 @@
               <w:rPr>
                 <w:noProof/>
               </w:rPr>
-              <w:instrText xml:space="preserve"> PAGEREF _Toc241917738 \h </w:instrText>
+              <w:instrText xml:space="preserve"> PAGEREF _Toc241920971 \h </w:instrText>
             </w:r>
             <w:r>
               <w:rPr>
@@ -540,7 +540,7 @@
               <w:rPr>
                 <w:noProof/>
               </w:rPr>
-              <w:t>1</w:t>
+              <w:t>3</w:t>
             </w:r>
             <w:r>
               <w:rPr>
@@ -560,7 +560,7 @@
               <w:noProof/>
             </w:rPr>
           </w:pPr>
-          <w:hyperlink w:anchor="_Toc241917739" w:history="1">
+          <w:hyperlink w:anchor="_Toc241920972" w:history="1">
             <w:r>
               <w:rPr>
                 <w:rStyle w:val="Hyperlink"/>
@@ -584,7 +584,7 @@
               <w:rPr>
                 <w:noProof/>
               </w:rPr>
-              <w:instrText xml:space="preserve"> PAGEREF _Toc241917739 \h </w:instrText>
+              <w:instrText xml:space="preserve"> PAGEREF _Toc241920972 \h </w:instrText>
             </w:r>
             <w:r>
               <w:rPr>
@@ -601,7 +601,7 @@
               <w:rPr>
                 <w:noProof/>
               </w:rPr>
-              <w:t>1</w:t>
+              <w:t>3</w:t>
             </w:r>
             <w:r>
               <w:rPr>
@@ -621,7 +621,7 @@
               <w:noProof/>
             </w:rPr>
           </w:pPr>
-          <w:hyperlink w:anchor="_Toc241917740" w:history="1">
+          <w:hyperlink w:anchor="_Toc241920973" w:history="1">
             <w:r>
               <w:rPr>
                 <w:rStyle w:val="Hyperlink"/>
@@ -645,7 +645,7 @@
               <w:rPr>
                 <w:noProof/>
               </w:rPr>
-              <w:instrText xml:space="preserve"> PAGEREF _Toc241917740 \h </w:instrText>
+              <w:instrText xml:space="preserve"> PAGEREF _Toc241920973 \h </w:instrText>
             </w:r>
             <w:r>
               <w:rPr>
@@ -662,7 +662,7 @@
               <w:rPr>
                 <w:noProof/>
               </w:rPr>
-              <w:t>1</w:t>
+              <w:t>3</w:t>
             </w:r>
             <w:r>
               <w:rPr>
@@ -682,7 +682,7 @@
               <w:noProof/>
             </w:rPr>
           </w:pPr>
-          <w:hyperlink w:anchor="_Toc241917741" w:history="1">
+          <w:hyperlink w:anchor="_Toc241920974" w:history="1">
             <w:r>
               <w:rPr>
                 <w:rStyle w:val="Hyperlink"/>
@@ -706,7 +706,7 @@
               <w:rPr>
                 <w:noProof/>
               </w:rPr>
-              <w:instrText xml:space="preserve"> PAGEREF _Toc241917741 \h </w:instrText>
+              <w:instrText xml:space="preserve"> PAGEREF _Toc241920974 \h </w:instrText>
             </w:r>
             <w:r>
               <w:rPr>
@@ -723,7 +723,7 @@
               <w:rPr>
                 <w:noProof/>
               </w:rPr>
-              <w:t>1</w:t>
+              <w:t>3</w:t>
             </w:r>
             <w:r>
               <w:rPr>
@@ -743,7 +743,7 @@
               <w:noProof/>
             </w:rPr>
           </w:pPr>
-          <w:hyperlink w:anchor="_Toc241917742" w:history="1">
+          <w:hyperlink w:anchor="_Toc241920975" w:history="1">
             <w:r>
               <w:rPr>
                 <w:rStyle w:val="Hyperlink"/>
@@ -767,7 +767,7 @@
               <w:rPr>
                 <w:noProof/>
               </w:rPr>
-              <w:instrText xml:space="preserve"> PAGEREF _Toc241917742 \h </w:instrText>
+              <w:instrText xml:space="preserve"> PAGEREF _Toc241920975 \h </w:instrText>
             </w:r>
             <w:r>
               <w:rPr>
@@ -784,7 +784,7 @@
               <w:rPr>
                 <w:noProof/>
               </w:rPr>
-              <w:t>1</w:t>
+              <w:t>3</w:t>
             </w:r>
             <w:r>
               <w:rPr>
@@ -804,7 +804,7 @@
               <w:noProof/>
             </w:rPr>
           </w:pPr>
-          <w:hyperlink w:anchor="_Toc241917743" w:history="1">
+          <w:hyperlink w:anchor="_Toc241920976" w:history="1">
             <w:r>
               <w:rPr>
                 <w:rStyle w:val="Hyperlink"/>
@@ -828,7 +828,7 @@
               <w:rPr>
                 <w:noProof/>
               </w:rPr>
-              <w:instrText xml:space="preserve"> PAGEREF _Toc241917743 \h </w:instrText>
+              <w:instrText xml:space="preserve"> PAGEREF _Toc241920976 \h </w:instrText>
             </w:r>
             <w:r>
               <w:rPr>
@@ -845,7 +845,7 @@
               <w:rPr>
                 <w:noProof/>
               </w:rPr>
-              <w:t>1</w:t>
+              <w:t>4</w:t>
             </w:r>
             <w:r>
               <w:rPr>
@@ -865,7 +865,7 @@
               <w:noProof/>
             </w:rPr>
           </w:pPr>
-          <w:hyperlink w:anchor="_Toc241917744" w:history="1">
+          <w:hyperlink w:anchor="_Toc241920977" w:history="1">
             <w:r>
               <w:rPr>
                 <w:rStyle w:val="Hyperlink"/>
@@ -889,7 +889,7 @@
               <w:rPr>
                 <w:noProof/>
               </w:rPr>
-              <w:instrText xml:space="preserve"> PAGEREF _Toc241917744 \h </w:instrText>
+              <w:instrText xml:space="preserve"> PAGEREF _Toc241920977 \h </w:instrText>
             </w:r>
             <w:r>
               <w:rPr>
@@ -906,7 +906,7 @@
               <w:rPr>
                 <w:noProof/>
               </w:rPr>
-              <w:t>1</w:t>
+              <w:t>4</w:t>
             </w:r>
             <w:r>
               <w:rPr>
@@ -926,7 +926,7 @@
               <w:noProof/>
             </w:rPr>
           </w:pPr>
-          <w:hyperlink w:anchor="_Toc241917745" w:history="1">
+          <w:hyperlink w:anchor="_Toc241920978" w:history="1">
             <w:r>
               <w:rPr>
                 <w:rStyle w:val="Hyperlink"/>
@@ -950,7 +950,7 @@
               <w:rPr>
                 <w:noProof/>
               </w:rPr>
-              <w:instrText xml:space="preserve"> PAGEREF _Toc241917745 \h </w:instrText>
+              <w:instrText xml:space="preserve"> PAGEREF _Toc241920978 \h </w:instrText>
             </w:r>
             <w:r>
               <w:rPr>
@@ -967,7 +967,7 @@
               <w:rPr>
                 <w:noProof/>
               </w:rPr>
-              <w:t>1</w:t>
+              <w:t>5</w:t>
             </w:r>
             <w:r>
               <w:rPr>
@@ -987,7 +987,7 @@
               <w:noProof/>
             </w:rPr>
           </w:pPr>
-          <w:hyperlink w:anchor="_Toc241917746" w:history="1">
+          <w:hyperlink w:anchor="_Toc241920979" w:history="1">
             <w:r>
               <w:rPr>
                 <w:rStyle w:val="Hyperlink"/>
@@ -1011,7 +1011,7 @@
               <w:rPr>
                 <w:noProof/>
               </w:rPr>
-              <w:instrText xml:space="preserve"> PAGEREF _Toc241917746 \h </w:instrText>
+              <w:instrText xml:space="preserve"> PAGEREF _Toc241920979 \h </w:instrText>
             </w:r>
             <w:r>
               <w:rPr>
@@ -1028,7 +1028,7 @@
               <w:rPr>
                 <w:noProof/>
               </w:rPr>
-              <w:t>1</w:t>
+              <w:t>5</w:t>
             </w:r>
             <w:r>
               <w:rPr>
@@ -1048,7 +1048,7 @@
               <w:noProof/>
             </w:rPr>
           </w:pPr>
-          <w:hyperlink w:anchor="_Toc241917747" w:history="1">
+          <w:hyperlink w:anchor="_Toc241920980" w:history="1">
             <w:r>
               <w:rPr>
                 <w:rStyle w:val="Hyperlink"/>
@@ -1072,7 +1072,7 @@
               <w:rPr>
                 <w:noProof/>
               </w:rPr>
-              <w:instrText xml:space="preserve"> PAGEREF _Toc241917747 \h </w:instrText>
+              <w:instrText xml:space="preserve"> PAGEREF _Toc241920980 \h </w:instrText>
             </w:r>
             <w:r>
               <w:rPr>
@@ -1089,7 +1089,7 @@
               <w:rPr>
                 <w:noProof/>
               </w:rPr>
-              <w:t>1</w:t>
+              <w:t>6</w:t>
             </w:r>
             <w:r>
               <w:rPr>
@@ -1109,7 +1109,7 @@
               <w:noProof/>
             </w:rPr>
           </w:pPr>
-          <w:hyperlink w:anchor="_Toc241917748" w:history="1">
+          <w:hyperlink w:anchor="_Toc241920981" w:history="1">
             <w:r>
               <w:rPr>
                 <w:rStyle w:val="Hyperlink"/>
@@ -1133,7 +1133,7 @@
               <w:rPr>
                 <w:noProof/>
               </w:rPr>
-              <w:instrText xml:space="preserve"> PAGEREF _Toc241917748 \h </w:instrText>
+              <w:instrText xml:space="preserve"> PAGEREF _Toc241920981 \h </w:instrText>
             </w:r>
             <w:r>
               <w:rPr>
@@ -1150,7 +1150,7 @@
               <w:rPr>
                 <w:noProof/>
               </w:rPr>
-              <w:t>1</w:t>
+              <w:t>7</w:t>
             </w:r>
             <w:r>
               <w:rPr>
@@ -1170,7 +1170,7 @@
               <w:noProof/>
             </w:rPr>
           </w:pPr>
-          <w:hyperlink w:anchor="_Toc241917749" w:history="1">
+          <w:hyperlink w:anchor="_Toc241920982" w:history="1">
             <w:r>
               <w:rPr>
                 <w:rStyle w:val="Hyperlink"/>
@@ -1194,7 +1194,7 @@
               <w:rPr>
                 <w:noProof/>
               </w:rPr>
-              <w:instrText xml:space="preserve"> PAGEREF _Toc241917749 \h </w:instrText>
+              <w:instrText xml:space="preserve"> PAGEREF _Toc241920982 \h </w:instrText>
             </w:r>
             <w:r>
               <w:rPr>
@@ -1211,7 +1211,7 @@
               <w:rPr>
                 <w:noProof/>
               </w:rPr>
-              <w:t>1</w:t>
+              <w:t>8</w:t>
             </w:r>
             <w:r>
               <w:rPr>
@@ -1231,7 +1231,7 @@
               <w:noProof/>
             </w:rPr>
           </w:pPr>
-          <w:hyperlink w:anchor="_Toc241917750" w:history="1">
+          <w:hyperlink w:anchor="_Toc241920983" w:history="1">
             <w:r>
               <w:rPr>
                 <w:rStyle w:val="Hyperlink"/>
@@ -1255,7 +1255,7 @@
               <w:rPr>
                 <w:noProof/>
               </w:rPr>
-              <w:instrText xml:space="preserve"> PAGEREF _Toc241917750 \h </w:instrText>
+              <w:instrText xml:space="preserve"> PAGEREF _Toc241920983 \h </w:instrText>
             </w:r>
             <w:r>
               <w:rPr>
@@ -1272,7 +1272,7 @@
               <w:rPr>
                 <w:noProof/>
               </w:rPr>
-              <w:t>1</w:t>
+              <w:t>8</w:t>
             </w:r>
             <w:r>
               <w:rPr>
@@ -1292,7 +1292,7 @@
               <w:noProof/>
             </w:rPr>
           </w:pPr>
-          <w:hyperlink w:anchor="_Toc241917751" w:history="1">
+          <w:hyperlink w:anchor="_Toc241920984" w:history="1">
             <w:r>
               <w:rPr>
                 <w:rStyle w:val="Hyperlink"/>
@@ -1316,7 +1316,7 @@
               <w:rPr>
                 <w:noProof/>
               </w:rPr>
-              <w:instrText xml:space="preserve"> PAGEREF _Toc241917751 \h </w:instrText>
+              <w:instrText xml:space="preserve"> PAGEREF _Toc241920984 \h </w:instrText>
             </w:r>
             <w:r>
               <w:rPr>
@@ -1333,7 +1333,7 @@
               <w:rPr>
                 <w:noProof/>
               </w:rPr>
-              <w:t>1</w:t>
+              <w:t>9</w:t>
             </w:r>
             <w:r>
               <w:rPr>
@@ -1353,13 +1353,13 @@
               <w:noProof/>
             </w:rPr>
           </w:pPr>
-          <w:hyperlink w:anchor="_Toc241917752" w:history="1">
+          <w:hyperlink w:anchor="_Toc241920985" w:history="1">
             <w:r>
               <w:rPr>
                 <w:rStyle w:val="Hyperlink"/>
                 <w:noProof/>
               </w:rPr>
-              <w:t>3.6. Chức năng nâng cao (Y1.6): Countdown Clock</w:t>
+              <w:t>3.6. Chức năng nâng cao (Y1.6)</w:t>
             </w:r>
             <w:r>
               <w:rPr>
@@ -1377,7 +1377,7 @@
               <w:rPr>
                 <w:noProof/>
               </w:rPr>
-              <w:instrText xml:space="preserve"> PAGEREF _Toc241917752 \h </w:instrText>
+              <w:instrText xml:space="preserve"> PAGEREF _Toc241920985 \h </w:instrText>
             </w:r>
             <w:r>
               <w:rPr>
@@ -1394,7 +1394,7 @@
               <w:rPr>
                 <w:noProof/>
               </w:rPr>
-              <w:t>1</w:t>
+              <w:t>10</w:t>
             </w:r>
             <w:r>
               <w:rPr>
@@ -1414,7 +1414,7 @@
               <w:noProof/>
             </w:rPr>
           </w:pPr>
-          <w:hyperlink w:anchor="_Toc241917753" w:history="1">
+          <w:hyperlink w:anchor="_Toc241920986" w:history="1">
             <w:r>
               <w:rPr>
                 <w:rStyle w:val="Hyperlink"/>
@@ -1438,7 +1438,7 @@
               <w:rPr>
                 <w:noProof/>
               </w:rPr>
-              <w:instrText xml:space="preserve"> PAGEREF _Toc241917753 \h </w:instrText>
+              <w:instrText xml:space="preserve"> PAGEREF _Toc241920986 \h </w:instrText>
             </w:r>
             <w:r>
               <w:rPr>
@@ -1455,7 +1455,7 @@
               <w:rPr>
                 <w:noProof/>
               </w:rPr>
-              <w:t>1</w:t>
+              <w:t>10</w:t>
             </w:r>
             <w:r>
               <w:rPr>
@@ -1475,7 +1475,7 @@
               <w:noProof/>
             </w:rPr>
           </w:pPr>
-          <w:hyperlink w:anchor="_Toc241917754" w:history="1">
+          <w:hyperlink w:anchor="_Toc241920987" w:history="1">
             <w:r>
               <w:rPr>
                 <w:rStyle w:val="Hyperlink"/>
@@ -1499,7 +1499,7 @@
               <w:rPr>
                 <w:noProof/>
               </w:rPr>
-              <w:instrText xml:space="preserve"> PAGEREF _Toc241917754 \h </w:instrText>
+              <w:instrText xml:space="preserve"> PAGEREF _Toc241920987 \h </w:instrText>
             </w:r>
             <w:r>
               <w:rPr>
@@ -1516,7 +1516,7 @@
               <w:rPr>
                 <w:noProof/>
               </w:rPr>
-              <w:t>1</w:t>
+              <w:t>11</w:t>
             </w:r>
             <w:r>
               <w:rPr>
@@ -1536,7 +1536,7 @@
               <w:noProof/>
             </w:rPr>
           </w:pPr>
-          <w:hyperlink w:anchor="_Toc241917755" w:history="1">
+          <w:hyperlink w:anchor="_Toc241920988" w:history="1">
             <w:r>
               <w:rPr>
                 <w:rStyle w:val="Hyperlink"/>
@@ -1560,7 +1560,7 @@
               <w:rPr>
                 <w:noProof/>
               </w:rPr>
-              <w:instrText xml:space="preserve"> PAGEREF _Toc241917755 \h </w:instrText>
+              <w:instrText xml:space="preserve"> PAGEREF _Toc241920988 \h </w:instrText>
             </w:r>
             <w:r>
               <w:rPr>
@@ -1577,7 +1577,7 @@
               <w:rPr>
                 <w:noProof/>
               </w:rPr>
-              <w:t>1</w:t>
+              <w:t>11</w:t>
             </w:r>
             <w:r>
               <w:rPr>
@@ -1597,7 +1597,7 @@
               <w:noProof/>
             </w:rPr>
           </w:pPr>
-          <w:hyperlink w:anchor="_Toc241917756" w:history="1">
+          <w:hyperlink w:anchor="_Toc241920989" w:history="1">
             <w:r>
               <w:rPr>
                 <w:rStyle w:val="Hyperlink"/>
@@ -1621,7 +1621,7 @@
               <w:rPr>
                 <w:noProof/>
               </w:rPr>
-              <w:instrText xml:space="preserve"> PAGEREF _Toc241917756 \h </w:instrText>
+              <w:instrText xml:space="preserve"> PAGEREF _Toc241920989 \h </w:instrText>
             </w:r>
             <w:r>
               <w:rPr>
@@ -1638,7 +1638,7 @@
               <w:rPr>
                 <w:noProof/>
               </w:rPr>
-              <w:t>1</w:t>
+              <w:t>11</w:t>
             </w:r>
             <w:r>
               <w:rPr>
@@ -1658,7 +1658,7 @@
               <w:noProof/>
             </w:rPr>
           </w:pPr>
-          <w:hyperlink w:anchor="_Toc241917757" w:history="1">
+          <w:hyperlink w:anchor="_Toc241920990" w:history="1">
             <w:r>
               <w:rPr>
                 <w:rStyle w:val="Hyperlink"/>
@@ -1682,7 +1682,7 @@
               <w:rPr>
                 <w:noProof/>
               </w:rPr>
-              <w:instrText xml:space="preserve"> PAGEREF _Toc241917757 \h </w:instrText>
+              <w:instrText xml:space="preserve"> PAGEREF _Toc241920990 \h </w:instrText>
             </w:r>
             <w:r>
               <w:rPr>
@@ -1699,7 +1699,7 @@
               <w:rPr>
                 <w:noProof/>
               </w:rPr>
-              <w:t>1</w:t>
+              <w:t>11</w:t>
             </w:r>
             <w:r>
               <w:rPr>
@@ -1719,7 +1719,7 @@
               <w:noProof/>
             </w:rPr>
           </w:pPr>
-          <w:hyperlink w:anchor="_Toc241917758" w:history="1">
+          <w:hyperlink w:anchor="_Toc241920991" w:history="1">
             <w:r>
               <w:rPr>
                 <w:rStyle w:val="Hyperlink"/>
@@ -1743,7 +1743,7 @@
               <w:rPr>
                 <w:noProof/>
               </w:rPr>
-              <w:instrText xml:space="preserve"> PAGEREF _Toc241917758 \h </w:instrText>
+              <w:instrText xml:space="preserve"> PAGEREF _Toc241920991 \h </w:instrText>
             </w:r>
             <w:r>
               <w:rPr>
@@ -1760,7 +1760,7 @@
               <w:rPr>
                 <w:noProof/>
               </w:rPr>
-              <w:t>1</w:t>
+              <w:t>11</w:t>
             </w:r>
             <w:r>
               <w:rPr>
@@ -1780,7 +1780,7 @@
               <w:noProof/>
             </w:rPr>
           </w:pPr>
-          <w:hyperlink w:anchor="_Toc241917759" w:history="1">
+          <w:hyperlink w:anchor="_Toc241920992" w:history="1">
             <w:r>
               <w:rPr>
                 <w:rStyle w:val="Hyperlink"/>
@@ -1804,7 +1804,7 @@
               <w:rPr>
                 <w:noProof/>
               </w:rPr>
-              <w:instrText xml:space="preserve"> PAGEREF _Toc241917759 \h </w:instrText>
+              <w:instrText xml:space="preserve"> PAGEREF _Toc241920992 \h </w:instrText>
             </w:r>
             <w:r>
               <w:rPr>
@@ -1821,7 +1821,7 @@
               <w:rPr>
                 <w:noProof/>
               </w:rPr>
-              <w:t>1</w:t>
+              <w:t>12</w:t>
             </w:r>
             <w:r>
               <w:rPr>
@@ -1841,7 +1841,7 @@
               <w:noProof/>
             </w:rPr>
           </w:pPr>
-          <w:hyperlink w:anchor="_Toc241917760" w:history="1">
+          <w:hyperlink w:anchor="_Toc241920993" w:history="1">
             <w:r>
               <w:rPr>
                 <w:rStyle w:val="Hyperlink"/>
@@ -1865,7 +1865,7 @@
               <w:rPr>
                 <w:noProof/>
               </w:rPr>
-              <w:instrText xml:space="preserve"> PAGEREF _Toc241917760 \h </w:instrText>
+              <w:instrText xml:space="preserve"> PAGEREF _Toc241920993 \h </w:instrText>
             </w:r>
             <w:r>
               <w:rPr>
@@ -1882,7 +1882,7 @@
               <w:rPr>
                 <w:noProof/>
               </w:rPr>
-              <w:t>1</w:t>
+              <w:t>12</w:t>
             </w:r>
             <w:r>
               <w:rPr>
@@ -1900,6 +1900,21 @@
       </w:sdtContent>
     </w:sdt>
     <w:p>
+      <w:pPr>
+        <w:spacing w:after="100" w:line="300" w:lineRule="auto"/>
+        <w:jc w:val="both"/>
+      </w:pPr>
+      <w:r>
+        <w:rPr>
+          <w:i/>
+          <w:iCs/>
+          <w:sz w:val="22"/>
+          <w:szCs w:val="22"/>
+        </w:rPr>
+        <w:t>(Mở file bằng Microsoft Word, bấm chuột phải vào mục lục và chọn "Update Field" để hiện số trang.)</w:t>
+      </w:r>
+    </w:p>
+    <w:p>
       <w:r>
         <w:br w:type="page"/>
       </w:r>
@@ -1909,7 +1924,7 @@
         <w:pStyle w:val="Heading1"/>
         <w:spacing w:before="300" w:after="150"/>
       </w:pPr>
-      <w:bookmarkStart w:id="0" w:name="_Toc241917738"/>
+      <w:bookmarkStart w:id="0" w:name="_Toc241920971"/>
       <w:r>
         <w:lastRenderedPageBreak/>
         <w:t>1. GIỚI THIỆU ĐỀ TÀI</w:t>
@@ -1921,7 +1936,7 @@
         <w:pStyle w:val="Heading2"/>
         <w:spacing w:before="220" w:after="100"/>
       </w:pPr>
-      <w:bookmarkStart w:id="1" w:name="_Toc241917739"/>
+      <w:bookmarkStart w:id="1" w:name="_Toc241920972"/>
       <w:r>
         <w:t>1.1. Mục tiêu</w:t>
       </w:r>
@@ -1942,7 +1957,7 @@
         <w:pStyle w:val="Heading2"/>
         <w:spacing w:before="220" w:after="100"/>
       </w:pPr>
-      <w:bookmarkStart w:id="2" w:name="_Toc241917740"/>
+      <w:bookmarkStart w:id="2" w:name="_Toc241920973"/>
       <w:r>
         <w:t>1.2. Mô tả website</w:t>
       </w:r>
@@ -1965,7 +1980,7 @@
         <w:t>Luna</w:t>
       </w:r>
       <w:r>
-        <w:t>, kinh doanh thời trang nữ (đầm, quần, chân váy). Giao diện tham khảo phong cách của trang elise.vn. Website gồm 8 trang HTML dùng chung một file CSS và các file JavaScript theo từng chức năng.</w:t>
+        <w:t>, kinh doanh thời trang nữ (đầm, quần, chân váy). Website gồm 8 trang HTML dùng chung một file CSS và các file JavaScript theo từng chức năng.</w:t>
       </w:r>
     </w:p>
     <w:p>
@@ -1993,7 +2008,7 @@
         <w:pStyle w:val="Heading2"/>
         <w:spacing w:before="220" w:after="100"/>
       </w:pPr>
-      <w:bookmarkStart w:id="3" w:name="_Toc241917741"/>
+      <w:bookmarkStart w:id="3" w:name="_Toc241920974"/>
       <w:r>
         <w:t>1.3. Công nghệ sử dụng</w:t>
       </w:r>
@@ -2056,7 +2071,7 @@
         <w:t>JavaScript thuần</w:t>
       </w:r>
       <w:r>
-        <w:t xml:space="preserve">: xử lý dữ liệu, sự kiện, hiển thị động (DOM), slider, giỏ hàng, kiểm tra form, đồng hồ đếm ngược. Mỗi chức năng viết thành một </w:t>
+        <w:t xml:space="preserve">: xử lý dữ liệu, sự kiện, hiển thị động (DOM), slider, giỏ hàng, kiểm tra form. Mỗi chức năng viết thành một </w:t>
       </w:r>
       <w:r>
         <w:rPr>
@@ -2096,7 +2111,7 @@
         <w:pStyle w:val="Heading1"/>
         <w:spacing w:before="300" w:after="150"/>
       </w:pPr>
-      <w:bookmarkStart w:id="4" w:name="_Toc241917742"/>
+      <w:bookmarkStart w:id="4" w:name="_Toc241920975"/>
       <w:r>
         <w:t>2. CẤU TRÚC MÃ NGUỒN (YÊU CẦU Y2)</w:t>
       </w:r>
@@ -2310,7 +2325,7 @@
           <w:sz w:val="20"/>
           <w:szCs w:val="20"/>
         </w:rPr>
-        <w:t>├── js/  (22 file .js, mỗi file một chức năng)</w:t>
+        <w:t>├── js/  (20 file .js, mỗi file một chức năng)</w:t>
       </w:r>
     </w:p>
     <w:p>
@@ -2333,9 +2348,8 @@
         <w:pStyle w:val="Heading2"/>
         <w:spacing w:before="220" w:after="100"/>
       </w:pPr>
-      <w:bookmarkStart w:id="5" w:name="_Toc241917743"/>
-      <w:r>
-        <w:lastRenderedPageBreak/>
+      <w:bookmarkStart w:id="5" w:name="_Toc241920976"/>
+      <w:r>
         <w:t>2.1. Các trang HTML</w:t>
       </w:r>
       <w:bookmarkEnd w:id="5"/>
@@ -2397,6 +2411,7 @@
                 <w:b/>
                 <w:bCs/>
               </w:rPr>
+              <w:lastRenderedPageBreak/>
               <w:t>Trang</w:t>
             </w:r>
           </w:p>
@@ -2485,7 +2500,7 @@
               <w:spacing w:after="20" w:line="264" w:lineRule="auto"/>
             </w:pPr>
             <w:r>
-              <w:t>Trang chủ: header, menu trượt, slider banner, Flash Sale đếm ngược, lưới sản phẩm New Arrival (lọc, tìm kiếm), khối Snap và Xếp hạng nhân viên, footer.</w:t>
+              <w:t>Trang chủ: header, menu trượt, slider banner, lưới sản phẩm New Arrival (lọc, tìm kiếm), khối Snap và Xếp hạng nhân viên, footer.</w:t>
             </w:r>
           </w:p>
         </w:tc>
@@ -2907,7 +2922,7 @@
         <w:pStyle w:val="Heading2"/>
         <w:spacing w:before="220" w:after="100"/>
       </w:pPr>
-      <w:bookmarkStart w:id="6" w:name="_Toc241917744"/>
+      <w:bookmarkStart w:id="6" w:name="_Toc241920977"/>
       <w:r>
         <w:t>2.2. Các file JavaScript</w:t>
       </w:r>
@@ -3510,7 +3525,7 @@
               <w:spacing w:after="20" w:line="264" w:lineRule="auto"/>
             </w:pPr>
             <w:r>
-              <w:t>countdown.js</w:t>
+              <w:t>product-list.js</w:t>
             </w:r>
           </w:p>
         </w:tc>
@@ -3535,7 +3550,7 @@
               <w:spacing w:after="20" w:line="264" w:lineRule="auto"/>
             </w:pPr>
             <w:r>
-              <w:t>Flash Sale: đồng hồ đếm ngược tới cuối ngày (chức năng nâng cao Y1.6).</w:t>
+              <w:t>Vẽ lưới sản phẩm, lọc theo nhóm / loại, tìm kiếm theo tên, nút Xem thêm.</w:t>
             </w:r>
           </w:p>
         </w:tc>
@@ -3568,7 +3583,7 @@
               <w:spacing w:after="20" w:line="264" w:lineRule="auto"/>
             </w:pPr>
             <w:r>
-              <w:t>product-list.js</w:t>
+              <w:t>product-detail.js</w:t>
             </w:r>
           </w:p>
         </w:tc>
@@ -3593,7 +3608,7 @@
               <w:spacing w:after="20" w:line="264" w:lineRule="auto"/>
             </w:pPr>
             <w:r>
-              <w:t>Vẽ lưới sản phẩm, lọc theo nhóm / loại, tìm kiếm theo tên, nút Xem thêm.</w:t>
+              <w:t>Trang chi tiết sản phẩm.</w:t>
             </w:r>
           </w:p>
         </w:tc>
@@ -3626,7 +3641,7 @@
               <w:spacing w:after="20" w:line="264" w:lineRule="auto"/>
             </w:pPr>
             <w:r>
-              <w:t>product-detail.js</w:t>
+              <w:t>wishlist.js</w:t>
             </w:r>
           </w:p>
         </w:tc>
@@ -3651,7 +3666,7 @@
               <w:spacing w:after="20" w:line="264" w:lineRule="auto"/>
             </w:pPr>
             <w:r>
-              <w:t>Trang chi tiết sản phẩm.</w:t>
+              <w:t>Danh sách yêu thích (lưu theo tài khoản) và trang wishlist.html.</w:t>
             </w:r>
           </w:p>
         </w:tc>
@@ -3684,7 +3699,7 @@
               <w:spacing w:after="20" w:line="264" w:lineRule="auto"/>
             </w:pPr>
             <w:r>
-              <w:t>wishlist.js</w:t>
+              <w:t>cart.js</w:t>
             </w:r>
           </w:p>
         </w:tc>
@@ -3709,7 +3724,7 @@
               <w:spacing w:after="20" w:line="264" w:lineRule="auto"/>
             </w:pPr>
             <w:r>
-              <w:t>Danh sách yêu thích (lưu theo tài khoản) và trang wishlist.html.</w:t>
+              <w:t>Giỏ hàng: thêm, gỡ, đổi số lượng, tổng tiền, lưu localStorage theo tài khoản, trang cart.html.</w:t>
             </w:r>
           </w:p>
         </w:tc>
@@ -3742,7 +3757,7 @@
               <w:spacing w:after="20" w:line="264" w:lineRule="auto"/>
             </w:pPr>
             <w:r>
-              <w:t>cart.js</w:t>
+              <w:t>orders.js</w:t>
             </w:r>
           </w:p>
         </w:tc>
@@ -3767,7 +3782,7 @@
               <w:spacing w:after="20" w:line="264" w:lineRule="auto"/>
             </w:pPr>
             <w:r>
-              <w:t>Giỏ hàng: thêm, gỡ, đổi số lượng, tổng tiền, lưu localStorage theo tài khoản, trang cart.html.</w:t>
+              <w:t>Tạo đơn, lưu đơn, tính phí ship, tổng tiền, tra cứu, hủy đơn, trạng thái đơn.</w:t>
             </w:r>
           </w:p>
         </w:tc>
@@ -3800,7 +3815,7 @@
               <w:spacing w:after="20" w:line="264" w:lineRule="auto"/>
             </w:pPr>
             <w:r>
-              <w:t>orders.js</w:t>
+              <w:t>checkout.js</w:t>
             </w:r>
           </w:p>
         </w:tc>
@@ -3825,7 +3840,7 @@
               <w:spacing w:after="20" w:line="264" w:lineRule="auto"/>
             </w:pPr>
             <w:r>
-              <w:t>Tạo đơn, lưu đơn, tính phí ship, tổng tiền, tra cứu, hủy đơn, trạng thái đơn.</w:t>
+              <w:t>Trang thanh toán 4 bước, kiểm tra form địa chỉ giao hàng, đặt hàng.</w:t>
             </w:r>
           </w:p>
         </w:tc>
@@ -3858,7 +3873,7 @@
               <w:spacing w:after="20" w:line="264" w:lineRule="auto"/>
             </w:pPr>
             <w:r>
-              <w:t>checkout.js</w:t>
+              <w:t>tracking.js</w:t>
             </w:r>
           </w:p>
         </w:tc>
@@ -3883,7 +3898,7 @@
               <w:spacing w:after="20" w:line="264" w:lineRule="auto"/>
             </w:pPr>
             <w:r>
-              <w:t>Trang thanh toán 4 bước, kiểm tra form địa chỉ giao hàng, đặt hàng.</w:t>
+              <w:t>Trang tra cứu và chi tiết đơn hàng (thanh 4 giai đoạn, lịch sử đơn).</w:t>
             </w:r>
           </w:p>
         </w:tc>
@@ -3916,7 +3931,7 @@
               <w:spacing w:after="20" w:line="264" w:lineRule="auto"/>
             </w:pPr>
             <w:r>
-              <w:t>tracking.js</w:t>
+              <w:t>account-page.js</w:t>
             </w:r>
           </w:p>
         </w:tc>
@@ -3941,7 +3956,7 @@
               <w:spacing w:after="20" w:line="264" w:lineRule="auto"/>
             </w:pPr>
             <w:r>
-              <w:t>Trang tra cứu và chi tiết đơn hàng (thanh 4 giai đoạn, lịch sử đơn).</w:t>
+              <w:t>Trang tài khoản (6 mục), kiểm tra các form trong trang.</w:t>
             </w:r>
           </w:p>
         </w:tc>
@@ -3974,7 +3989,7 @@
               <w:spacing w:after="20" w:line="264" w:lineRule="auto"/>
             </w:pPr>
             <w:r>
-              <w:t>account-page.js</w:t>
+              <w:t>staff-data.js, staff-widgets.js, staff-page.js</w:t>
             </w:r>
           </w:p>
         </w:tc>
@@ -3999,7 +4014,7 @@
               <w:spacing w:after="20" w:line="264" w:lineRule="auto"/>
             </w:pPr>
             <w:r>
-              <w:t>Trang tài khoản (6 mục), kiểm tra các form trong trang.</w:t>
+              <w:t>Dữ liệu nhân viên; khối Snap và Xếp hạng nhân viên ở trang chủ; trang staff.html.</w:t>
             </w:r>
           </w:p>
         </w:tc>
@@ -4032,7 +4047,7 @@
               <w:spacing w:after="20" w:line="264" w:lineRule="auto"/>
             </w:pPr>
             <w:r>
-              <w:t>staff-data.js, staff-widgets.js, staff-page.js</w:t>
+              <w:t>form.js</w:t>
             </w:r>
           </w:p>
         </w:tc>
@@ -4057,7 +4072,7 @@
               <w:spacing w:after="20" w:line="264" w:lineRule="auto"/>
             </w:pPr>
             <w:r>
-              <w:t>Dữ liệu nhân viên; khối Snap và Xếp hạng nhân viên ở trang chủ; trang staff.html.</w:t>
+              <w:t>File dành cho kiểm tra form theo gợi ý của đề (hiện các form đã được kiểm tra trong auth.js, checkout.js, tracking.js, account-page.js).</w:t>
             </w:r>
           </w:p>
         </w:tc>
@@ -4090,64 +4105,6 @@
               <w:spacing w:after="20" w:line="264" w:lineRule="auto"/>
             </w:pPr>
             <w:r>
-              <w:t>form.js</w:t>
-            </w:r>
-          </w:p>
-        </w:tc>
-        <w:tc>
-          <w:tcPr>
-            <w:tcW w:w="6329" w:type="dxa"/>
-            <w:tcBorders>
-              <w:top w:val="single" w:sz="4" w:space="0" w:color="999999"/>
-              <w:left w:val="single" w:sz="4" w:space="0" w:color="999999"/>
-              <w:bottom w:val="single" w:sz="4" w:space="0" w:color="999999"/>
-              <w:right w:val="single" w:sz="4" w:space="0" w:color="999999"/>
-            </w:tcBorders>
-            <w:tcMar>
-              <w:top w:w="60" w:type="dxa"/>
-              <w:left w:w="100" w:type="dxa"/>
-              <w:bottom w:w="60" w:type="dxa"/>
-              <w:right w:w="100" w:type="dxa"/>
-            </w:tcMar>
-          </w:tcPr>
-          <w:p>
-            <w:pPr>
-              <w:spacing w:after="20" w:line="264" w:lineRule="auto"/>
-            </w:pPr>
-            <w:r>
-              <w:t>File dành cho kiểm tra form theo gợi ý của đề (hiện các form đã được kiểm tra trong auth.js, checkout.js, tracking.js, account-page.js).</w:t>
-            </w:r>
-          </w:p>
-        </w:tc>
-      </w:tr>
-      <w:tr>
-        <w:tblPrEx>
-          <w:tblCellMar>
-            <w:top w:w="0" w:type="dxa"/>
-            <w:bottom w:w="0" w:type="dxa"/>
-          </w:tblCellMar>
-        </w:tblPrEx>
-        <w:tc>
-          <w:tcPr>
-            <w:tcW w:w="2742" w:type="dxa"/>
-            <w:tcBorders>
-              <w:top w:val="single" w:sz="4" w:space="0" w:color="999999"/>
-              <w:left w:val="single" w:sz="4" w:space="0" w:color="999999"/>
-              <w:bottom w:val="single" w:sz="4" w:space="0" w:color="999999"/>
-              <w:right w:val="single" w:sz="4" w:space="0" w:color="999999"/>
-            </w:tcBorders>
-            <w:tcMar>
-              <w:top w:w="60" w:type="dxa"/>
-              <w:left w:w="100" w:type="dxa"/>
-              <w:bottom w:w="60" w:type="dxa"/>
-              <w:right w:w="100" w:type="dxa"/>
-            </w:tcMar>
-          </w:tcPr>
-          <w:p>
-            <w:pPr>
-              <w:spacing w:after="20" w:line="264" w:lineRule="auto"/>
-            </w:pPr>
-            <w:r>
               <w:t>app.js</w:t>
             </w:r>
           </w:p>
@@ -4184,7 +4141,7 @@
         <w:pStyle w:val="Heading1"/>
         <w:spacing w:before="300" w:after="150"/>
       </w:pPr>
-      <w:bookmarkStart w:id="7" w:name="_Toc241917745"/>
+      <w:bookmarkStart w:id="7" w:name="_Toc241920978"/>
       <w:r>
         <w:t>3. PHÂN TÍCH CHỨC NĂNG (YÊU CẦU Y1)</w:t>
       </w:r>
@@ -4195,7 +4152,7 @@
         <w:pStyle w:val="Heading2"/>
         <w:spacing w:before="220" w:after="100"/>
       </w:pPr>
-      <w:bookmarkStart w:id="8" w:name="_Toc241917746"/>
+      <w:bookmarkStart w:id="8" w:name="_Toc241920979"/>
       <w:r>
         <w:t>3.0. Sơ đồ phân rã chức năng</w:t>
       </w:r>
@@ -4379,7 +4336,7 @@
               <w:spacing w:after="20" w:line="264" w:lineRule="auto"/>
             </w:pPr>
             <w:r>
-              <w:t>Banner &amp; khuyến mãi</w:t>
+              <w:t>Banner</w:t>
             </w:r>
           </w:p>
         </w:tc>
@@ -4404,7 +4361,7 @@
               <w:spacing w:after="20" w:line="264" w:lineRule="auto"/>
             </w:pPr>
             <w:r>
-              <w:t>Slider 6 ảnh • Flash Sale đếm ngược</w:t>
+              <w:t>Slider 6 ảnh tự chuyển, nút trước / sau, chấm tròn</w:t>
             </w:r>
           </w:p>
         </w:tc>
@@ -4437,7 +4394,6 @@
               <w:spacing w:after="20" w:line="264" w:lineRule="auto"/>
             </w:pPr>
             <w:r>
-              <w:lastRenderedPageBreak/>
               <w:t>Tài khoản</w:t>
             </w:r>
           </w:p>
@@ -4496,6 +4452,7 @@
               <w:spacing w:after="20" w:line="264" w:lineRule="auto"/>
             </w:pPr>
             <w:r>
+              <w:lastRenderedPageBreak/>
               <w:t>Mua hàng</w:t>
             </w:r>
           </w:p>
@@ -4648,7 +4605,7 @@
         <w:pStyle w:val="Heading2"/>
         <w:spacing w:before="220" w:after="100"/>
       </w:pPr>
-      <w:bookmarkStart w:id="9" w:name="_Toc241917747"/>
+      <w:bookmarkStart w:id="9" w:name="_Toc241920980"/>
       <w:r>
         <w:t>3.1. Khởi tạo và các hàm xử lý chính (Y1.1)</w:t>
       </w:r>
@@ -4755,8 +4712,8 @@
       </w:tblPr>
       <w:tblGrid>
         <w:gridCol w:w="3399"/>
-        <w:gridCol w:w="1979"/>
-        <w:gridCol w:w="3693"/>
+        <w:gridCol w:w="1957"/>
+        <w:gridCol w:w="3715"/>
       </w:tblGrid>
       <w:tr>
         <w:tblPrEx>
@@ -5800,90 +5757,6 @@
               <w:spacing w:after="20" w:line="264" w:lineRule="auto"/>
             </w:pPr>
             <w:r>
-              <w:lastRenderedPageBreak/>
-              <w:t>countdown.tick()</w:t>
-            </w:r>
-          </w:p>
-        </w:tc>
-        <w:tc>
-          <w:tcPr>
-            <w:tcW w:w="2036" w:type="dxa"/>
-            <w:tcBorders>
-              <w:top w:val="single" w:sz="4" w:space="0" w:color="999999"/>
-              <w:left w:val="single" w:sz="4" w:space="0" w:color="999999"/>
-              <w:bottom w:val="single" w:sz="4" w:space="0" w:color="999999"/>
-              <w:right w:val="single" w:sz="4" w:space="0" w:color="999999"/>
-            </w:tcBorders>
-            <w:tcMar>
-              <w:top w:w="60" w:type="dxa"/>
-              <w:left w:w="100" w:type="dxa"/>
-              <w:bottom w:w="60" w:type="dxa"/>
-              <w:right w:w="100" w:type="dxa"/>
-            </w:tcMar>
-          </w:tcPr>
-          <w:p>
-            <w:pPr>
-              <w:spacing w:after="20" w:line="264" w:lineRule="auto"/>
-            </w:pPr>
-            <w:r>
-              <w:t>countdown.js</w:t>
-            </w:r>
-          </w:p>
-        </w:tc>
-        <w:tc>
-          <w:tcPr>
-            <w:tcW w:w="4074" w:type="dxa"/>
-            <w:tcBorders>
-              <w:top w:val="single" w:sz="4" w:space="0" w:color="999999"/>
-              <w:left w:val="single" w:sz="4" w:space="0" w:color="999999"/>
-              <w:bottom w:val="single" w:sz="4" w:space="0" w:color="999999"/>
-              <w:right w:val="single" w:sz="4" w:space="0" w:color="999999"/>
-            </w:tcBorders>
-            <w:tcMar>
-              <w:top w:w="60" w:type="dxa"/>
-              <w:left w:w="100" w:type="dxa"/>
-              <w:bottom w:w="60" w:type="dxa"/>
-              <w:right w:w="100" w:type="dxa"/>
-            </w:tcMar>
-          </w:tcPr>
-          <w:p>
-            <w:pPr>
-              <w:spacing w:after="20" w:line="264" w:lineRule="auto"/>
-            </w:pPr>
-            <w:r>
-              <w:t>Tính và hiện giờ / phút / giây còn lại.</w:t>
-            </w:r>
-          </w:p>
-        </w:tc>
-      </w:tr>
-      <w:tr>
-        <w:tblPrEx>
-          <w:tblCellMar>
-            <w:top w:w="0" w:type="dxa"/>
-            <w:bottom w:w="0" w:type="dxa"/>
-          </w:tblCellMar>
-        </w:tblPrEx>
-        <w:tc>
-          <w:tcPr>
-            <w:tcW w:w="2961" w:type="dxa"/>
-            <w:tcBorders>
-              <w:top w:val="single" w:sz="4" w:space="0" w:color="999999"/>
-              <w:left w:val="single" w:sz="4" w:space="0" w:color="999999"/>
-              <w:bottom w:val="single" w:sz="4" w:space="0" w:color="999999"/>
-              <w:right w:val="single" w:sz="4" w:space="0" w:color="999999"/>
-            </w:tcBorders>
-            <w:tcMar>
-              <w:top w:w="60" w:type="dxa"/>
-              <w:left w:w="100" w:type="dxa"/>
-              <w:bottom w:w="60" w:type="dxa"/>
-              <w:right w:w="100" w:type="dxa"/>
-            </w:tcMar>
-          </w:tcPr>
-          <w:p>
-            <w:pPr>
-              <w:spacing w:after="20" w:line="264" w:lineRule="auto"/>
-            </w:pPr>
-            <w:r>
               <w:t>Utils.showToast(msg)</w:t>
             </w:r>
           </w:p>
@@ -5945,8 +5818,9 @@
         <w:pStyle w:val="Heading2"/>
         <w:spacing w:before="220" w:after="100"/>
       </w:pPr>
-      <w:bookmarkStart w:id="10" w:name="_Toc241917748"/>
-      <w:r>
+      <w:bookmarkStart w:id="10" w:name="_Toc241920981"/>
+      <w:r>
+        <w:lastRenderedPageBreak/>
         <w:t>3.2. Quản lý và hiển thị dữ liệu sản phẩm (Y1.2)</w:t>
       </w:r>
       <w:bookmarkEnd w:id="10"/>
@@ -7675,7 +7549,6 @@
         <w:spacing w:after="60" w:line="288" w:lineRule="auto"/>
       </w:pPr>
       <w:r>
-        <w:lastRenderedPageBreak/>
         <w:t>Rê chuột vào thẻ: ảnh chính mờ dần và ảnh thứ hai (</w:t>
       </w:r>
       <w:r>
@@ -7746,8 +7619,9 @@
         <w:pStyle w:val="Heading2"/>
         <w:spacing w:before="220" w:after="100"/>
       </w:pPr>
-      <w:bookmarkStart w:id="11" w:name="_Toc241917749"/>
-      <w:r>
+      <w:bookmarkStart w:id="11" w:name="_Toc241920982"/>
+      <w:r>
+        <w:lastRenderedPageBreak/>
         <w:t>3.3. Slider / banner (Y1.3)</w:t>
       </w:r>
       <w:bookmarkEnd w:id="11"/>
@@ -7989,7 +7863,7 @@
         <w:pStyle w:val="Heading2"/>
         <w:spacing w:before="220" w:after="100"/>
       </w:pPr>
-      <w:bookmarkStart w:id="12" w:name="_Toc241917750"/>
+      <w:bookmarkStart w:id="12" w:name="_Toc241920983"/>
       <w:r>
         <w:t>3.4. Form và kiểm tra dữ liệu (Y1.4)</w:t>
       </w:r>
@@ -8747,7 +8621,6 @@
               <w:spacing w:after="20" w:line="264" w:lineRule="auto"/>
             </w:pPr>
             <w:r>
-              <w:lastRenderedPageBreak/>
               <w:t>Đăng nhập</w:t>
             </w:r>
           </w:p>
@@ -8980,6 +8853,7 @@
               <w:spacing w:after="20" w:line="264" w:lineRule="auto"/>
             </w:pPr>
             <w:r>
+              <w:lastRenderedPageBreak/>
               <w:t>Thanh toán bước 2</w:t>
             </w:r>
           </w:p>
@@ -9467,7 +9341,7 @@
         <w:pStyle w:val="Heading2"/>
         <w:spacing w:before="220" w:after="100"/>
       </w:pPr>
-      <w:bookmarkStart w:id="13" w:name="_Toc241917751"/>
+      <w:bookmarkStart w:id="13" w:name="_Toc241920984"/>
       <w:r>
         <w:t>3.5. Giỏ hàng và lưu trữ dữ liệu (Y1.5)</w:t>
       </w:r>
@@ -9869,7 +9743,6 @@
               <w:spacing w:after="20" w:line="264" w:lineRule="auto"/>
             </w:pPr>
             <w:r>
-              <w:lastRenderedPageBreak/>
               <w:t>wishlist:&lt;email&gt;</w:t>
             </w:r>
           </w:p>
@@ -10005,6 +9878,7 @@
         <w:spacing w:after="60" w:line="288" w:lineRule="auto"/>
       </w:pPr>
       <w:r>
+        <w:lastRenderedPageBreak/>
         <w:t>Người dùng bấm "Thêm vào giỏ" (chọn size, số lượng).</w:t>
       </w:r>
     </w:p>
@@ -10125,9 +9999,9 @@
         <w:pStyle w:val="Heading2"/>
         <w:spacing w:before="220" w:after="100"/>
       </w:pPr>
-      <w:bookmarkStart w:id="14" w:name="_Toc241917752"/>
-      <w:r>
-        <w:t>3.6. Chức năng nâng cao (Y1.6): Countdown Clock</w:t>
+      <w:bookmarkStart w:id="14" w:name="_Toc241920985"/>
+      <w:r>
+        <w:t>3.6. Chức năng nâng cao (Y1.6)</w:t>
       </w:r>
       <w:bookmarkEnd w:id="14"/>
     </w:p>
@@ -10138,257 +10012,12 @@
         <w:jc w:val="both"/>
       </w:pPr>
       <w:r>
-        <w:t xml:space="preserve">Trang chủ có khối </w:t>
-      </w:r>
-      <w:r>
         <w:rPr>
-          <w:b/>
-          <w:bCs/>
+          <w:i/>
+          <w:iCs/>
+          <w:color w:val="C00000"/>
         </w:rPr>
-        <w:t>Flash Sale hôm nay</w:t>
-      </w:r>
-      <w:r>
-        <w:t xml:space="preserve"> với đồng hồ đếm ngược giờ : phút : giây tới 23:59:59 cùng ngày (file </w:t>
-      </w:r>
-      <w:r>
-        <w:rPr>
-          <w:rFonts w:ascii="Consolas" w:eastAsia="Consolas" w:hAnsi="Consolas" w:cs="Consolas"/>
-          <w:color w:val="7A1F1F"/>
-          <w:sz w:val="22"/>
-          <w:szCs w:val="22"/>
-        </w:rPr>
-        <w:t>js/countdown.js</w:t>
-      </w:r>
-      <w:r>
-        <w:t>). Hết ngày, đồng hồ tự tính cho chương trình của ngày mới. Nút "Xem sản phẩm Sale" lọc nhanh các sản phẩm khuyến mãi.</w:t>
-      </w:r>
-    </w:p>
-    <w:p>
-      <w:pPr>
-        <w:pStyle w:val="ListParagraph"/>
-        <w:numPr>
-          <w:ilvl w:val="0"/>
-          <w:numId w:val="2"/>
-        </w:numPr>
-        <w:spacing w:after="60" w:line="288" w:lineRule="auto"/>
-      </w:pPr>
-      <w:r>
-        <w:t xml:space="preserve">Lấy mốc kết thúc: </w:t>
-      </w:r>
-      <w:r>
-        <w:rPr>
-          <w:rFonts w:ascii="Consolas" w:eastAsia="Consolas" w:hAnsi="Consolas" w:cs="Consolas"/>
-          <w:color w:val="7A1F1F"/>
-          <w:sz w:val="22"/>
-          <w:szCs w:val="22"/>
-        </w:rPr>
-        <w:t>new Date()</w:t>
-      </w:r>
-      <w:r>
-        <w:t xml:space="preserve"> rồi </w:t>
-      </w:r>
-      <w:r>
-        <w:rPr>
-          <w:rFonts w:ascii="Consolas" w:eastAsia="Consolas" w:hAnsi="Consolas" w:cs="Consolas"/>
-          <w:color w:val="7A1F1F"/>
-          <w:sz w:val="22"/>
-          <w:szCs w:val="22"/>
-        </w:rPr>
-        <w:t>setHours(23, 59, 59, 999)</w:t>
-      </w:r>
-      <w:r>
-        <w:t>.</w:t>
-      </w:r>
-    </w:p>
-    <w:p>
-      <w:pPr>
-        <w:pStyle w:val="ListParagraph"/>
-        <w:numPr>
-          <w:ilvl w:val="0"/>
-          <w:numId w:val="2"/>
-        </w:numPr>
-        <w:spacing w:after="60" w:line="288" w:lineRule="auto"/>
-      </w:pPr>
-      <w:r>
-        <w:t xml:space="preserve">Số mili giây còn lại = mốc kết thúc − </w:t>
-      </w:r>
-      <w:r>
-        <w:rPr>
-          <w:rFonts w:ascii="Consolas" w:eastAsia="Consolas" w:hAnsi="Consolas" w:cs="Consolas"/>
-          <w:color w:val="7A1F1F"/>
-          <w:sz w:val="22"/>
-          <w:szCs w:val="22"/>
-        </w:rPr>
-        <w:t>Date.now()</w:t>
-      </w:r>
-      <w:r>
-        <w:t xml:space="preserve">; đổi ra giờ, phút, giây bằng </w:t>
-      </w:r>
-      <w:r>
-        <w:rPr>
-          <w:rFonts w:ascii="Consolas" w:eastAsia="Consolas" w:hAnsi="Consolas" w:cs="Consolas"/>
-          <w:color w:val="7A1F1F"/>
-          <w:sz w:val="22"/>
-          <w:szCs w:val="22"/>
-        </w:rPr>
-        <w:t>Math.floor</w:t>
-      </w:r>
-      <w:r>
-        <w:t xml:space="preserve"> và phép chia lấy dư </w:t>
-      </w:r>
-      <w:r>
-        <w:rPr>
-          <w:rFonts w:ascii="Consolas" w:eastAsia="Consolas" w:hAnsi="Consolas" w:cs="Consolas"/>
-          <w:color w:val="7A1F1F"/>
-          <w:sz w:val="22"/>
-          <w:szCs w:val="22"/>
-        </w:rPr>
-        <w:t>%</w:t>
-      </w:r>
-      <w:r>
-        <w:t>.</w:t>
-      </w:r>
-    </w:p>
-    <w:p>
-      <w:pPr>
-        <w:pStyle w:val="ListParagraph"/>
-        <w:numPr>
-          <w:ilvl w:val="0"/>
-          <w:numId w:val="2"/>
-        </w:numPr>
-        <w:spacing w:after="60" w:line="288" w:lineRule="auto"/>
-      </w:pPr>
-      <w:r>
-        <w:rPr>
-          <w:rFonts w:ascii="Consolas" w:eastAsia="Consolas" w:hAnsi="Consolas" w:cs="Consolas"/>
-          <w:color w:val="7A1F1F"/>
-          <w:sz w:val="22"/>
-          <w:szCs w:val="22"/>
-        </w:rPr>
-        <w:t>setInterval(..., 1000)</w:t>
-      </w:r>
-      <w:r>
-        <w:t xml:space="preserve"> cập nhật mỗi giây; thêm số 0 phía trước cho đủ 2 chữ số.</w:t>
-      </w:r>
-    </w:p>
-    <w:p>
-      <w:pPr>
-        <w:shd w:val="clear" w:color="auto" w:fill="F3F3F3"/>
-        <w:spacing w:line="260" w:lineRule="auto"/>
-        <w:ind w:left="284"/>
-      </w:pPr>
-      <w:r>
-        <w:rPr>
-          <w:rFonts w:ascii="Consolas" w:eastAsia="Consolas" w:hAnsi="Consolas" w:cs="Consolas"/>
-          <w:sz w:val="20"/>
-          <w:szCs w:val="20"/>
-        </w:rPr>
-        <w:t>tick() {</w:t>
-      </w:r>
-    </w:p>
-    <w:p>
-      <w:pPr>
-        <w:shd w:val="clear" w:color="auto" w:fill="F3F3F3"/>
-        <w:spacing w:line="260" w:lineRule="auto"/>
-        <w:ind w:left="284"/>
-      </w:pPr>
-      <w:r>
-        <w:rPr>
-          <w:rFonts w:ascii="Consolas" w:eastAsia="Consolas" w:hAnsi="Consolas" w:cs="Consolas"/>
-          <w:sz w:val="20"/>
-          <w:szCs w:val="20"/>
-        </w:rPr>
-        <w:t xml:space="preserve">    let left = Math.max(0, this.endTime() - Date.now());</w:t>
-      </w:r>
-    </w:p>
-    <w:p>
-      <w:pPr>
-        <w:shd w:val="clear" w:color="auto" w:fill="F3F3F3"/>
-        <w:spacing w:line="260" w:lineRule="auto"/>
-        <w:ind w:left="284"/>
-      </w:pPr>
-      <w:r>
-        <w:rPr>
-          <w:rFonts w:ascii="Consolas" w:eastAsia="Consolas" w:hAnsi="Consolas" w:cs="Consolas"/>
-          <w:sz w:val="20"/>
-          <w:szCs w:val="20"/>
-        </w:rPr>
-        <w:t xml:space="preserve">    const hours = Math.floor(left / 3600000);</w:t>
-      </w:r>
-    </w:p>
-    <w:p>
-      <w:pPr>
-        <w:shd w:val="clear" w:color="auto" w:fill="F3F3F3"/>
-        <w:spacing w:line="260" w:lineRule="auto"/>
-        <w:ind w:left="284"/>
-      </w:pPr>
-      <w:r>
-        <w:rPr>
-          <w:rFonts w:ascii="Consolas" w:eastAsia="Consolas" w:hAnsi="Consolas" w:cs="Consolas"/>
-          <w:sz w:val="20"/>
-          <w:szCs w:val="20"/>
-        </w:rPr>
-        <w:t xml:space="preserve">    const minutes = Math.floor((left % 3600000) / 60000);</w:t>
-      </w:r>
-    </w:p>
-    <w:p>
-      <w:pPr>
-        <w:shd w:val="clear" w:color="auto" w:fill="F3F3F3"/>
-        <w:spacing w:line="260" w:lineRule="auto"/>
-        <w:ind w:left="284"/>
-      </w:pPr>
-      <w:r>
-        <w:rPr>
-          <w:rFonts w:ascii="Consolas" w:eastAsia="Consolas" w:hAnsi="Consolas" w:cs="Consolas"/>
-          <w:sz w:val="20"/>
-          <w:szCs w:val="20"/>
-        </w:rPr>
-        <w:t xml:space="preserve">    const seconds = Math.floor((left % 60000) / 1000);</w:t>
-      </w:r>
-    </w:p>
-    <w:p>
-      <w:pPr>
-        <w:shd w:val="clear" w:color="auto" w:fill="F3F3F3"/>
-        <w:spacing w:line="260" w:lineRule="auto"/>
-        <w:ind w:left="284"/>
-      </w:pPr>
-      <w:r>
-        <w:rPr>
-          <w:rFonts w:ascii="Consolas" w:eastAsia="Consolas" w:hAnsi="Consolas" w:cs="Consolas"/>
-          <w:sz w:val="20"/>
-          <w:szCs w:val="20"/>
-        </w:rPr>
-        <w:t xml:space="preserve">    Utils.setText("cd-hours", this.twoDigits(hours));</w:t>
-      </w:r>
-    </w:p>
-    <w:p>
-      <w:pPr>
-        <w:shd w:val="clear" w:color="auto" w:fill="F3F3F3"/>
-        <w:spacing w:line="260" w:lineRule="auto"/>
-        <w:ind w:left="284"/>
-      </w:pPr>
-      <w:r>
-        <w:rPr>
-          <w:rFonts w:ascii="Consolas" w:eastAsia="Consolas" w:hAnsi="Consolas" w:cs="Consolas"/>
-          <w:sz w:val="20"/>
-          <w:szCs w:val="20"/>
-        </w:rPr>
-        <w:t xml:space="preserve">    ...</w:t>
-      </w:r>
-    </w:p>
-    <w:p>
-      <w:pPr>
-        <w:shd w:val="clear" w:color="auto" w:fill="F3F3F3"/>
-        <w:spacing w:after="120" w:line="260" w:lineRule="auto"/>
-        <w:ind w:left="284"/>
-      </w:pPr>
-      <w:r>
-        <w:rPr>
-          <w:rFonts w:ascii="Consolas" w:eastAsia="Consolas" w:hAnsi="Consolas" w:cs="Consolas"/>
-          <w:sz w:val="20"/>
-          <w:szCs w:val="20"/>
-        </w:rPr>
-        <w:t>}</w:t>
+        <w:t>[SINH VIÊN BỔ SUNG] Đề yêu cầu chọn ít nhất 1 trong 3 chức năng: Geolocation (lấy vị trí người dùng, gợi ý cửa hàng gần nhất), Media (phát audio / video, điều khiển play / pause bằng JavaScript) hoặc Countdown Clock (đồng hồ đếm ngược khuyến mãi). Mô tả chức năng đã chọn và cách cài đặt tại đây.</w:t>
       </w:r>
     </w:p>
     <w:p>
@@ -10396,7 +10025,7 @@
         <w:pStyle w:val="Heading2"/>
         <w:spacing w:before="220" w:after="100"/>
       </w:pPr>
-      <w:bookmarkStart w:id="15" w:name="_Toc241917753"/>
+      <w:bookmarkStart w:id="15" w:name="_Toc241920986"/>
       <w:r>
         <w:t>3.7. Ba yêu cầu tự đề xuất (Y1.7)</w:t>
       </w:r>
@@ -10578,11 +10207,7 @@
               <w:spacing w:after="20" w:line="264" w:lineRule="auto"/>
             </w:pPr>
             <w:r>
-              <w:t xml:space="preserve">Giỏ hàng, yêu thích và đơn hàng cần gắn với một người mua cụ thể. Khách chưa đăng nhập </w:t>
-            </w:r>
-            <w:r>
-              <w:lastRenderedPageBreak/>
-              <w:t>chỉ được xem, tránh tạo dữ liệu rác.</w:t>
+              <w:t>Giỏ hàng, yêu thích và đơn hàng cần gắn với một người mua cụ thể. Khách chưa đăng nhập chỉ được xem, tránh tạo dữ liệu rác.</w:t>
             </w:r>
           </w:p>
         </w:tc>
@@ -10607,12 +10232,7 @@
               <w:spacing w:after="20" w:line="264" w:lineRule="auto"/>
             </w:pPr>
             <w:r>
-              <w:lastRenderedPageBreak/>
-              <w:t xml:space="preserve">auth.js lưu tài khoản trong localStorage (users), phiên đăng nhập (currentUser). Hàm requireLogin() đặt ở đầu mọi thao tác thêm giỏ, yêu thích, đặt hàng; chưa đăng nhập thì mở khung đăng nhập và </w:t>
-            </w:r>
-            <w:r>
-              <w:lastRenderedPageBreak/>
-              <w:t>dừng. Giỏ và yêu thích lưu theo khóa riêng cart:&lt;email&gt;, wishlist:&lt;email&gt;.</w:t>
+              <w:t>auth.js lưu tài khoản trong localStorage (users), phiên đăng nhập (currentUser). Hàm requireLogin() đặt ở đầu mọi thao tác thêm giỏ, yêu thích, đặt hàng; chưa đăng nhập thì mở khung đăng nhập và dừng. Giỏ và yêu thích lưu theo khóa riêng cart:&lt;email&gt;, wishlist:&lt;email&gt;.</w:t>
             </w:r>
           </w:p>
         </w:tc>
@@ -10645,7 +10265,6 @@
               <w:spacing w:after="20" w:line="264" w:lineRule="auto"/>
             </w:pPr>
             <w:r>
-              <w:lastRenderedPageBreak/>
               <w:t>2. Thanh toán và tạo đơn hàng (COD)</w:t>
             </w:r>
           </w:p>
@@ -10797,6 +10416,7 @@
         <w:jc w:val="both"/>
       </w:pPr>
       <w:r>
+        <w:lastRenderedPageBreak/>
         <w:t>Ngoài ba yêu cầu trên, website còn có: danh sách yêu thích (wishlist.html), tìm kiếm theo tên, trang chi tiết sản phẩm, sổ địa chỉ tự điền khi thanh toán, header thu gọn khi cuộn, trang nhân viên và khối Snap.</w:t>
       </w:r>
     </w:p>
@@ -10805,7 +10425,7 @@
         <w:pStyle w:val="Heading1"/>
         <w:spacing w:before="300" w:after="150"/>
       </w:pPr>
-      <w:bookmarkStart w:id="16" w:name="_Toc241917754"/>
+      <w:bookmarkStart w:id="16" w:name="_Toc241920987"/>
       <w:r>
         <w:t>4. THƯ VIỆN VÀ TÀI NGUYÊN SỬ DỤNG</w:t>
       </w:r>
@@ -11310,7 +10930,7 @@
         <w:pStyle w:val="Heading1"/>
         <w:spacing w:before="300" w:after="150"/>
       </w:pPr>
-      <w:bookmarkStart w:id="17" w:name="_Toc241917755"/>
+      <w:bookmarkStart w:id="17" w:name="_Toc241920988"/>
       <w:r>
         <w:t>5. HƯỚNG DẪN CHẠY WEBSITE</w:t>
       </w:r>
@@ -11339,7 +10959,6 @@
         <w:spacing w:after="60" w:line="288" w:lineRule="auto"/>
       </w:pPr>
       <w:r>
-        <w:lastRenderedPageBreak/>
         <w:t xml:space="preserve">Mở </w:t>
       </w:r>
       <w:r>
@@ -11435,7 +11054,7 @@
         <w:pStyle w:val="Heading1"/>
         <w:spacing w:before="300" w:after="150"/>
       </w:pPr>
-      <w:bookmarkStart w:id="18" w:name="_Toc241917756"/>
+      <w:bookmarkStart w:id="18" w:name="_Toc241920989"/>
       <w:r>
         <w:t>6. KẾT LUẬN</w:t>
       </w:r>
@@ -11446,7 +11065,7 @@
         <w:pStyle w:val="Heading2"/>
         <w:spacing w:before="220" w:after="100"/>
       </w:pPr>
-      <w:bookmarkStart w:id="19" w:name="_Toc241917757"/>
+      <w:bookmarkStart w:id="19" w:name="_Toc241920990"/>
       <w:r>
         <w:t>6.1. Kết quả đạt được</w:t>
       </w:r>
@@ -11459,7 +11078,7 @@
         <w:jc w:val="both"/>
       </w:pPr>
       <w:r>
-        <w:t>Website đáp ứng các yêu cầu Y1 (hiển thị sản phẩm theo nhóm, trang danh mục, hiệu ứng, slider, form có kiểm tra dữ liệu, giỏ hàng lưu localStorage, Countdown Clock, ba yêu cầu tự đề xuất), Y2 (tổ chức thư mục js, css, html cùng cấp) và Y3 (báo cáo này).</w:t>
+        <w:t>Website đáp ứng các yêu cầu Y1 (hiển thị sản phẩm theo nhóm, trang danh mục, hiệu ứng, slider, form có kiểm tra dữ liệu, giỏ hàng lưu localStorage, ba yêu cầu tự đề xuất), Y2 (tổ chức thư mục js, css, html cùng cấp) và Y3 (báo cáo này).</w:t>
       </w:r>
     </w:p>
     <w:p>
@@ -11467,7 +11086,7 @@
         <w:pStyle w:val="Heading2"/>
         <w:spacing w:before="220" w:after="100"/>
       </w:pPr>
-      <w:bookmarkStart w:id="20" w:name="_Toc241917758"/>
+      <w:bookmarkStart w:id="20" w:name="_Toc241920991"/>
       <w:r>
         <w:t>6.2. Hạn chế</w:t>
       </w:r>
@@ -11496,6 +11115,7 @@
         <w:spacing w:after="60" w:line="288" w:lineRule="auto"/>
       </w:pPr>
       <w:r>
+        <w:lastRenderedPageBreak/>
         <w:t>Mật khẩu lưu dạng chữ thường trong localStorage, chỉ phù hợp bản demo.</w:t>
       </w:r>
     </w:p>
@@ -11517,7 +11137,7 @@
         <w:pStyle w:val="Heading2"/>
         <w:spacing w:before="220" w:after="100"/>
       </w:pPr>
-      <w:bookmarkStart w:id="21" w:name="_Toc241917759"/>
+      <w:bookmarkStart w:id="21" w:name="_Toc241920992"/>
       <w:r>
         <w:t>6.3. Hướng phát triển</w:t>
       </w:r>
@@ -11567,7 +11187,7 @@
         <w:pStyle w:val="Heading1"/>
         <w:spacing w:before="300" w:after="150"/>
       </w:pPr>
-      <w:bookmarkStart w:id="22" w:name="_Toc241917760"/>
+      <w:bookmarkStart w:id="22" w:name="_Toc241920993"/>
       <w:r>
         <w:t>7. GHI CHÚ VỀ VIỆC SỬ DỤNG AI</w:t>
       </w:r>
@@ -11580,7 +11200,7 @@
         <w:jc w:val="both"/>
       </w:pPr>
       <w:r>
-        <w:t>Trong quá trình làm bài, em có sử dụng trợ lý AI (Claude) để hỗ trợ một số phần: chức năng đăng ký / đăng nhập và chặn thao tác khi chưa đăng nhập, thanh toán COD, tra cứu đơn hàng, đồng hồ Flash Sale và rà soát lỗi. Một số kỹ thuật trong các phần này nằm ngoài nội dung đã học trên lớp (ví dụ try…catch, biểu thức chính quy, FormData, URLSearchParams, sự kiện tự tạo). Em đã đọc lại, chạy thử và tìm hiểu từng phần để giải thích được cách hoạt động. Danh sách chi tiết kiến thức đã học và kiến thức có AI hỗ trợ nằm trong file hỏi đáp kèm theo.</w:t>
+        <w:t>Trong quá trình làm bài, em có sử dụng trợ lý AI (Claude) để hỗ trợ một số phần: chức năng đăng ký / đăng nhập và chặn thao tác khi chưa đăng nhập, thanh toán COD, tra cứu đơn hàng và rà soát lỗi. Một số kỹ thuật trong các phần này nằm ngoài nội dung đã học trên lớp (ví dụ try…catch, biểu thức chính quy, FormData, URLSearchParams, sự kiện tự tạo). Em đã đọc lại, chạy thử và tìm hiểu từng phần để giải thích được cách hoạt động. Danh sách chi tiết kiến thức đã học và kiến thức có AI hỗ trợ nằm trong file hỏi đáp kèm theo.</w:t>
       </w:r>
     </w:p>
     <w:sectPr>
@@ -11646,7 +11266,7 @@
         <w:sz w:val="22"/>
         <w:szCs w:val="22"/>
       </w:rPr>
-      <w:t>10</w:t>
+      <w:t>1</w:t>
     </w:r>
     <w:r>
       <w:rPr>
@@ -11681,10 +11301,10 @@
 <file path=word/numbering.xml><?xml version="1.0" encoding="utf-8"?>
 <w:numbering xmlns:wpc="http://schemas.microsoft.com/office/word/2010/wordprocessingCanvas" xmlns:cx="http://schemas.microsoft.com/office/drawing/2014/chartex" xmlns:cx1="http://schemas.microsoft.com/office/drawing/2015/9/8/chartex" xmlns:cx2="http://schemas.microsoft.com/office/drawing/2015/10/21/chartex" xmlns:cx3="http://schemas.microsoft.com/office/drawing/2016/5/9/chartex" xmlns:cx4="http://schemas.microsoft.com/office/drawing/2016/5/10/chartex" xmlns:cx5="http://schemas.microsoft.com/office/drawing/2016/5/11/chartex" xmlns:cx6="http://schemas.microsoft.com/office/drawing/2016/5/12/chartex" xmlns:cx7="http://schemas.microsoft.com/office/drawing/2016/5/13/chartex" xmlns:cx8="http://schemas.microsoft.com/office/drawing/2016/5/14/chartex" xmlns:mc="http://schemas.openxmlformats.org/markup-compatibility/2006" xmlns:aink="http://schemas.microsoft.com/office/drawing/2016/ink" xmlns:am3d="http://schemas.microsoft.com/office/drawing/2017/model3d" xmlns:o="urn:schemas-microsoft-com:office:office" xmlns:oel="http://schemas.microsoft.com/office/2019/extlst" xmlns:r="http://schemas.openxmlformats.org/officeDocument/2006/relationships" xmlns:m="http://schemas.openxmlformats.org/officeDocument/2006/math" xmlns:v="urn:schemas-microsoft-com:vml" xmlns:wp14="http://schemas.microsoft.com/office/word/2010/wordprocessingDrawing" xmlns:wp="http://schemas.openxmlformats.org/drawingml/2006/wordprocessingDrawing" xmlns:w10="urn:schemas-microsoft-com:office:word" xmlns:w="http://schemas.openxmlformats.org/wordprocessingml/2006/main" xmlns:w14="http://schemas.microsoft.com/office/word/2010/wordml" xmlns:w15="http://schemas.microsoft.com/office/word/2012/wordml" xmlns:w16cex="http://schemas.microsoft.com/office/word/2018/wordml/cex" xmlns:w16cid="http://schemas.microsoft.com/office/word/2016/wordml/cid" xmlns:w16="http://schemas.microsoft.com/office/word/2018/wordml" xmlns:w16du="http://schemas.microsoft.com/office/word/2023/wordml/word16du" xmlns:w16sdtdh="http://schemas.microsoft.com/office/word/2020/wordml/sdtdatahash" xmlns:w16sdtfl="http://schemas.microsoft.com/office/word/2024/wordml/sdtformatlock" xmlns:w16se="http://schemas.microsoft.com/office/word/2015/wordml/symex" xmlns:wpg="http://schemas.microsoft.com/office/word/2010/wordprocessingGroup" xmlns:wpi="http://schemas.microsoft.com/office/word/2010/wordprocessingInk" xmlns:wne="http://schemas.microsoft.com/office/word/2006/wordml" xmlns:wps="http://schemas.microsoft.com/office/word/2010/wordprocessingShape" mc:Ignorable="w14 w15 w16se w16cid w16 w16cex w16sdtdh w16sdtfl w16du wp14">
   <w:abstractNum w:abstractNumId="0" w15:restartNumberingAfterBreak="0">
-    <w:nsid w:val="01555B69"/>
+    <w:nsid w:val="214754D1"/>
     <w:multiLevelType w:val="hybridMultilevel"/>
-    <w:tmpl w:val="0F36E39A"/>
-    <w:lvl w:ilvl="0" w:tplc="424E2468" w:tentative="1">
+    <w:tmpl w:val="26641FE6"/>
+    <w:lvl w:ilvl="0" w:tplc="387441D6">
       <w:start w:val="1"/>
       <w:numFmt w:val="decimal"/>
       <w:lvlText w:val="%1."/>
@@ -11693,52 +11313,214 @@
         <w:ind w:left="567" w:hanging="340"/>
       </w:pPr>
     </w:lvl>
-    <w:lvl w:ilvl="1" w:tplc="2258E33E">
+    <w:lvl w:ilvl="1" w:tplc="0206129A">
       <w:numFmt w:val="decimal"/>
       <w:lvlText w:val=""/>
       <w:lvlJc w:val="left"/>
     </w:lvl>
-    <w:lvl w:ilvl="2" w:tplc="3D02EEA6">
+    <w:lvl w:ilvl="2" w:tplc="1A1E4D7E">
       <w:numFmt w:val="decimal"/>
       <w:lvlText w:val=""/>
       <w:lvlJc w:val="left"/>
     </w:lvl>
-    <w:lvl w:ilvl="3" w:tplc="F95AAC0E">
+    <w:lvl w:ilvl="3" w:tplc="2AF20794">
       <w:numFmt w:val="decimal"/>
       <w:lvlText w:val=""/>
       <w:lvlJc w:val="left"/>
     </w:lvl>
-    <w:lvl w:ilvl="4" w:tplc="2BBC2CDC">
+    <w:lvl w:ilvl="4" w:tplc="F4EE1182">
       <w:numFmt w:val="decimal"/>
       <w:lvlText w:val=""/>
       <w:lvlJc w:val="left"/>
     </w:lvl>
-    <w:lvl w:ilvl="5" w:tplc="663EE878">
+    <w:lvl w:ilvl="5" w:tplc="E87A1DEE">
       <w:numFmt w:val="decimal"/>
       <w:lvlText w:val=""/>
       <w:lvlJc w:val="left"/>
     </w:lvl>
-    <w:lvl w:ilvl="6" w:tplc="E2C67CC0">
+    <w:lvl w:ilvl="6" w:tplc="829AAE50">
       <w:numFmt w:val="decimal"/>
       <w:lvlText w:val=""/>
       <w:lvlJc w:val="left"/>
     </w:lvl>
-    <w:lvl w:ilvl="7" w:tplc="34621F0C">
+    <w:lvl w:ilvl="7" w:tplc="D07E3054">
       <w:numFmt w:val="decimal"/>
       <w:lvlText w:val=""/>
       <w:lvlJc w:val="left"/>
     </w:lvl>
-    <w:lvl w:ilvl="8" w:tplc="93AE0CCA">
+    <w:lvl w:ilvl="8" w:tplc="7864102A">
       <w:numFmt w:val="decimal"/>
       <w:lvlText w:val=""/>
       <w:lvlJc w:val="left"/>
     </w:lvl>
   </w:abstractNum>
   <w:abstractNum w:abstractNumId="1" w15:restartNumberingAfterBreak="0">
-    <w:nsid w:val="1A804D91"/>
+    <w:nsid w:val="420C75C1"/>
     <w:multiLevelType w:val="hybridMultilevel"/>
-    <w:tmpl w:val="027A7F5E"/>
-    <w:lvl w:ilvl="0" w:tplc="C91CDCBA" w:tentative="1">
+    <w:tmpl w:val="610ED428"/>
+    <w:lvl w:ilvl="0" w:tplc="AE5A29B0" w:tentative="1">
+      <w:start w:val="1"/>
+      <w:numFmt w:val="decimal"/>
+      <w:lvlText w:val="%1."/>
+      <w:lvlJc w:val="left"/>
+      <w:pPr>
+        <w:ind w:left="567" w:hanging="340"/>
+      </w:pPr>
+    </w:lvl>
+    <w:lvl w:ilvl="1" w:tplc="8CBC6C3E">
+      <w:numFmt w:val="decimal"/>
+      <w:lvlText w:val=""/>
+      <w:lvlJc w:val="left"/>
+    </w:lvl>
+    <w:lvl w:ilvl="2" w:tplc="227079EE">
+      <w:numFmt w:val="decimal"/>
+      <w:lvlText w:val=""/>
+      <w:lvlJc w:val="left"/>
+    </w:lvl>
+    <w:lvl w:ilvl="3" w:tplc="0164D8AA">
+      <w:numFmt w:val="decimal"/>
+      <w:lvlText w:val=""/>
+      <w:lvlJc w:val="left"/>
+    </w:lvl>
+    <w:lvl w:ilvl="4" w:tplc="AE9E5ACE">
+      <w:numFmt w:val="decimal"/>
+      <w:lvlText w:val=""/>
+      <w:lvlJc w:val="left"/>
+    </w:lvl>
+    <w:lvl w:ilvl="5" w:tplc="09BA9566">
+      <w:numFmt w:val="decimal"/>
+      <w:lvlText w:val=""/>
+      <w:lvlJc w:val="left"/>
+    </w:lvl>
+    <w:lvl w:ilvl="6" w:tplc="D0B2CFE6">
+      <w:numFmt w:val="decimal"/>
+      <w:lvlText w:val=""/>
+      <w:lvlJc w:val="left"/>
+    </w:lvl>
+    <w:lvl w:ilvl="7" w:tplc="56521440">
+      <w:numFmt w:val="decimal"/>
+      <w:lvlText w:val=""/>
+      <w:lvlJc w:val="left"/>
+    </w:lvl>
+    <w:lvl w:ilvl="8" w:tplc="5100CBAA">
+      <w:numFmt w:val="decimal"/>
+      <w:lvlText w:val=""/>
+      <w:lvlJc w:val="left"/>
+    </w:lvl>
+  </w:abstractNum>
+  <w:abstractNum w:abstractNumId="2" w15:restartNumberingAfterBreak="0">
+    <w:nsid w:val="4FEB2FB0"/>
+    <w:multiLevelType w:val="hybridMultilevel"/>
+    <w:tmpl w:val="52E0D356"/>
+    <w:lvl w:ilvl="0" w:tplc="083E83DA" w:tentative="1">
+      <w:start w:val="1"/>
+      <w:numFmt w:val="decimal"/>
+      <w:lvlText w:val="%1."/>
+      <w:lvlJc w:val="left"/>
+      <w:pPr>
+        <w:ind w:left="567" w:hanging="340"/>
+      </w:pPr>
+    </w:lvl>
+    <w:lvl w:ilvl="1" w:tplc="B4EEB05A">
+      <w:numFmt w:val="decimal"/>
+      <w:lvlText w:val=""/>
+      <w:lvlJc w:val="left"/>
+    </w:lvl>
+    <w:lvl w:ilvl="2" w:tplc="1E9211F0">
+      <w:numFmt w:val="decimal"/>
+      <w:lvlText w:val=""/>
+      <w:lvlJc w:val="left"/>
+    </w:lvl>
+    <w:lvl w:ilvl="3" w:tplc="99AAAB78">
+      <w:numFmt w:val="decimal"/>
+      <w:lvlText w:val=""/>
+      <w:lvlJc w:val="left"/>
+    </w:lvl>
+    <w:lvl w:ilvl="4" w:tplc="BC84BA6E">
+      <w:numFmt w:val="decimal"/>
+      <w:lvlText w:val=""/>
+      <w:lvlJc w:val="left"/>
+    </w:lvl>
+    <w:lvl w:ilvl="5" w:tplc="7D7C75B2">
+      <w:numFmt w:val="decimal"/>
+      <w:lvlText w:val=""/>
+      <w:lvlJc w:val="left"/>
+    </w:lvl>
+    <w:lvl w:ilvl="6" w:tplc="AC78F0F0">
+      <w:numFmt w:val="decimal"/>
+      <w:lvlText w:val=""/>
+      <w:lvlJc w:val="left"/>
+    </w:lvl>
+    <w:lvl w:ilvl="7" w:tplc="D9029FC8">
+      <w:numFmt w:val="decimal"/>
+      <w:lvlText w:val=""/>
+      <w:lvlJc w:val="left"/>
+    </w:lvl>
+    <w:lvl w:ilvl="8" w:tplc="65643770">
+      <w:numFmt w:val="decimal"/>
+      <w:lvlText w:val=""/>
+      <w:lvlJc w:val="left"/>
+    </w:lvl>
+  </w:abstractNum>
+  <w:abstractNum w:abstractNumId="3" w15:restartNumberingAfterBreak="0">
+    <w:nsid w:val="549C2B78"/>
+    <w:multiLevelType w:val="hybridMultilevel"/>
+    <w:tmpl w:val="C3D09E4C"/>
+    <w:lvl w:ilvl="0" w:tplc="6540B664" w:tentative="1">
+      <w:start w:val="1"/>
+      <w:numFmt w:val="decimal"/>
+      <w:lvlText w:val="%1."/>
+      <w:lvlJc w:val="left"/>
+      <w:pPr>
+        <w:ind w:left="567" w:hanging="340"/>
+      </w:pPr>
+    </w:lvl>
+    <w:lvl w:ilvl="1" w:tplc="CA7C7452">
+      <w:numFmt w:val="decimal"/>
+      <w:lvlText w:val=""/>
+      <w:lvlJc w:val="left"/>
+    </w:lvl>
+    <w:lvl w:ilvl="2" w:tplc="CD140DCC">
+      <w:numFmt w:val="decimal"/>
+      <w:lvlText w:val=""/>
+      <w:lvlJc w:val="left"/>
+    </w:lvl>
+    <w:lvl w:ilvl="3" w:tplc="A90225F4">
+      <w:numFmt w:val="decimal"/>
+      <w:lvlText w:val=""/>
+      <w:lvlJc w:val="left"/>
+    </w:lvl>
+    <w:lvl w:ilvl="4" w:tplc="4A8C5BD8">
+      <w:numFmt w:val="decimal"/>
+      <w:lvlText w:val=""/>
+      <w:lvlJc w:val="left"/>
+    </w:lvl>
+    <w:lvl w:ilvl="5" w:tplc="CA1E8EB4">
+      <w:numFmt w:val="decimal"/>
+      <w:lvlText w:val=""/>
+      <w:lvlJc w:val="left"/>
+    </w:lvl>
+    <w:lvl w:ilvl="6" w:tplc="F4389D4C">
+      <w:numFmt w:val="decimal"/>
+      <w:lvlText w:val=""/>
+      <w:lvlJc w:val="left"/>
+    </w:lvl>
+    <w:lvl w:ilvl="7" w:tplc="E02A31AA">
+      <w:numFmt w:val="decimal"/>
+      <w:lvlText w:val=""/>
+      <w:lvlJc w:val="left"/>
+    </w:lvl>
+    <w:lvl w:ilvl="8" w:tplc="D352B004">
+      <w:numFmt w:val="decimal"/>
+      <w:lvlText w:val=""/>
+      <w:lvlJc w:val="left"/>
+    </w:lvl>
+  </w:abstractNum>
+  <w:abstractNum w:abstractNumId="4" w15:restartNumberingAfterBreak="0">
+    <w:nsid w:val="706C3317"/>
+    <w:multiLevelType w:val="hybridMultilevel"/>
+    <w:tmpl w:val="63286772"/>
+    <w:lvl w:ilvl="0" w:tplc="192C2054" w:tentative="1">
       <w:start w:val="1"/>
       <w:numFmt w:val="bullet"/>
       <w:lvlText w:val="●"/>
@@ -11747,7 +11529,7 @@
         <w:ind w:left="720" w:hanging="360"/>
       </w:pPr>
     </w:lvl>
-    <w:lvl w:ilvl="1" w:tplc="74EAC8CA" w:tentative="1">
+    <w:lvl w:ilvl="1" w:tplc="C24092DA" w:tentative="1">
       <w:start w:val="1"/>
       <w:numFmt w:val="bullet"/>
       <w:lvlText w:val="○"/>
@@ -11756,7 +11538,7 @@
         <w:ind w:left="1440" w:hanging="360"/>
       </w:pPr>
     </w:lvl>
-    <w:lvl w:ilvl="2" w:tplc="815896CE" w:tentative="1">
+    <w:lvl w:ilvl="2" w:tplc="271EFCA4" w:tentative="1">
       <w:start w:val="1"/>
       <w:numFmt w:val="bullet"/>
       <w:lvlText w:val="■"/>
@@ -11765,7 +11547,7 @@
         <w:ind w:left="2160" w:hanging="360"/>
       </w:pPr>
     </w:lvl>
-    <w:lvl w:ilvl="3" w:tplc="F28EB3F2" w:tentative="1">
+    <w:lvl w:ilvl="3" w:tplc="B74A04D6" w:tentative="1">
       <w:start w:val="1"/>
       <w:numFmt w:val="bullet"/>
       <w:lvlText w:val="●"/>
@@ -11774,7 +11556,7 @@
         <w:ind w:left="2880" w:hanging="360"/>
       </w:pPr>
     </w:lvl>
-    <w:lvl w:ilvl="4" w:tplc="BF9674A8" w:tentative="1">
+    <w:lvl w:ilvl="4" w:tplc="EE606AEC" w:tentative="1">
       <w:start w:val="1"/>
       <w:numFmt w:val="bullet"/>
       <w:lvlText w:val="○"/>
@@ -11783,7 +11565,7 @@
         <w:ind w:left="3600" w:hanging="360"/>
       </w:pPr>
     </w:lvl>
-    <w:lvl w:ilvl="5" w:tplc="CEB2FAE6" w:tentative="1">
+    <w:lvl w:ilvl="5" w:tplc="5D505100" w:tentative="1">
       <w:start w:val="1"/>
       <w:numFmt w:val="bullet"/>
       <w:lvlText w:val="■"/>
@@ -11792,7 +11574,7 @@
         <w:ind w:left="4320" w:hanging="360"/>
       </w:pPr>
     </w:lvl>
-    <w:lvl w:ilvl="6" w:tplc="068697BC" w:tentative="1">
+    <w:lvl w:ilvl="6" w:tplc="F56E16FE" w:tentative="1">
       <w:start w:val="1"/>
       <w:numFmt w:val="bullet"/>
       <w:lvlText w:val="●"/>
@@ -11801,7 +11583,7 @@
         <w:ind w:left="5040" w:hanging="360"/>
       </w:pPr>
     </w:lvl>
-    <w:lvl w:ilvl="7" w:tplc="B50AEBF2" w:tentative="1">
+    <w:lvl w:ilvl="7" w:tplc="96EECBD8" w:tentative="1">
       <w:start w:val="1"/>
       <w:numFmt w:val="bullet"/>
       <w:lvlText w:val="●"/>
@@ -11810,7 +11592,7 @@
         <w:ind w:left="5760" w:hanging="360"/>
       </w:pPr>
     </w:lvl>
-    <w:lvl w:ilvl="8" w:tplc="630068A2" w:tentative="1">
+    <w:lvl w:ilvl="8" w:tplc="CB6456B0" w:tentative="1">
       <w:start w:val="1"/>
       <w:numFmt w:val="bullet"/>
       <w:lvlText w:val="●"/>
@@ -11820,11 +11602,11 @@
       </w:pPr>
     </w:lvl>
   </w:abstractNum>
-  <w:abstractNum w:abstractNumId="2" w15:restartNumberingAfterBreak="0">
-    <w:nsid w:val="354C691E"/>
+  <w:abstractNum w:abstractNumId="5" w15:restartNumberingAfterBreak="0">
+    <w:nsid w:val="71592881"/>
     <w:multiLevelType w:val="hybridMultilevel"/>
-    <w:tmpl w:val="CAF22064"/>
-    <w:lvl w:ilvl="0" w:tplc="1A129B18">
+    <w:tmpl w:val="22269444"/>
+    <w:lvl w:ilvl="0" w:tplc="810C476A">
       <w:start w:val="1"/>
       <w:numFmt w:val="decimal"/>
       <w:lvlText w:val="%1."/>
@@ -11833,52 +11615,52 @@
         <w:ind w:left="567" w:hanging="340"/>
       </w:pPr>
     </w:lvl>
-    <w:lvl w:ilvl="1" w:tplc="76E0D732">
+    <w:lvl w:ilvl="1" w:tplc="446C76A4">
       <w:numFmt w:val="decimal"/>
       <w:lvlText w:val=""/>
       <w:lvlJc w:val="left"/>
     </w:lvl>
-    <w:lvl w:ilvl="2" w:tplc="1BE228A2">
+    <w:lvl w:ilvl="2" w:tplc="F2DA16D8">
       <w:numFmt w:val="decimal"/>
       <w:lvlText w:val=""/>
       <w:lvlJc w:val="left"/>
     </w:lvl>
-    <w:lvl w:ilvl="3" w:tplc="589000AE">
+    <w:lvl w:ilvl="3" w:tplc="9D08DBB2">
       <w:numFmt w:val="decimal"/>
       <w:lvlText w:val=""/>
       <w:lvlJc w:val="left"/>
     </w:lvl>
-    <w:lvl w:ilvl="4" w:tplc="5B5C49EA">
+    <w:lvl w:ilvl="4" w:tplc="EE9ED932">
       <w:numFmt w:val="decimal"/>
       <w:lvlText w:val=""/>
       <w:lvlJc w:val="left"/>
     </w:lvl>
-    <w:lvl w:ilvl="5" w:tplc="FA5640B4">
+    <w:lvl w:ilvl="5" w:tplc="CB309896">
       <w:numFmt w:val="decimal"/>
       <w:lvlText w:val=""/>
       <w:lvlJc w:val="left"/>
     </w:lvl>
-    <w:lvl w:ilvl="6" w:tplc="C420BAC6">
+    <w:lvl w:ilvl="6" w:tplc="5016DB5C">
       <w:numFmt w:val="decimal"/>
       <w:lvlText w:val=""/>
       <w:lvlJc w:val="left"/>
     </w:lvl>
-    <w:lvl w:ilvl="7" w:tplc="F392CAF4">
+    <w:lvl w:ilvl="7" w:tplc="E158B230">
       <w:numFmt w:val="decimal"/>
       <w:lvlText w:val=""/>
       <w:lvlJc w:val="left"/>
     </w:lvl>
-    <w:lvl w:ilvl="8" w:tplc="B22CC394">
+    <w:lvl w:ilvl="8" w:tplc="70DC27B8">
       <w:numFmt w:val="decimal"/>
       <w:lvlText w:val=""/>
       <w:lvlJc w:val="left"/>
     </w:lvl>
   </w:abstractNum>
-  <w:abstractNum w:abstractNumId="3" w15:restartNumberingAfterBreak="0">
-    <w:nsid w:val="3C997A29"/>
+  <w:abstractNum w:abstractNumId="6" w15:restartNumberingAfterBreak="0">
+    <w:nsid w:val="76206F16"/>
     <w:multiLevelType w:val="hybridMultilevel"/>
-    <w:tmpl w:val="A120EAC8"/>
-    <w:lvl w:ilvl="0" w:tplc="987C52CC" w:tentative="1">
+    <w:tmpl w:val="E87C89A0"/>
+    <w:lvl w:ilvl="0" w:tplc="4920E722" w:tentative="1">
       <w:start w:val="1"/>
       <w:numFmt w:val="decimal"/>
       <w:lvlText w:val="%1."/>
@@ -11887,52 +11669,52 @@
         <w:ind w:left="567" w:hanging="340"/>
       </w:pPr>
     </w:lvl>
-    <w:lvl w:ilvl="1" w:tplc="B16CF67C">
+    <w:lvl w:ilvl="1" w:tplc="BE3217D2">
       <w:numFmt w:val="decimal"/>
       <w:lvlText w:val=""/>
       <w:lvlJc w:val="left"/>
     </w:lvl>
-    <w:lvl w:ilvl="2" w:tplc="B756D242">
+    <w:lvl w:ilvl="2" w:tplc="391EA32C">
       <w:numFmt w:val="decimal"/>
       <w:lvlText w:val=""/>
       <w:lvlJc w:val="left"/>
     </w:lvl>
-    <w:lvl w:ilvl="3" w:tplc="AF46B292">
+    <w:lvl w:ilvl="3" w:tplc="460242CE">
       <w:numFmt w:val="decimal"/>
       <w:lvlText w:val=""/>
       <w:lvlJc w:val="left"/>
     </w:lvl>
-    <w:lvl w:ilvl="4" w:tplc="15B89D6A">
+    <w:lvl w:ilvl="4" w:tplc="650E646E">
       <w:numFmt w:val="decimal"/>
       <w:lvlText w:val=""/>
       <w:lvlJc w:val="left"/>
     </w:lvl>
-    <w:lvl w:ilvl="5" w:tplc="7E063C8E">
+    <w:lvl w:ilvl="5" w:tplc="463AAF32">
       <w:numFmt w:val="decimal"/>
       <w:lvlText w:val=""/>
       <w:lvlJc w:val="left"/>
     </w:lvl>
-    <w:lvl w:ilvl="6" w:tplc="8F60F8DA">
+    <w:lvl w:ilvl="6" w:tplc="897AB4E8">
       <w:numFmt w:val="decimal"/>
       <w:lvlText w:val=""/>
       <w:lvlJc w:val="left"/>
     </w:lvl>
-    <w:lvl w:ilvl="7" w:tplc="52505496">
+    <w:lvl w:ilvl="7" w:tplc="A17A4BA2">
       <w:numFmt w:val="decimal"/>
       <w:lvlText w:val=""/>
       <w:lvlJc w:val="left"/>
     </w:lvl>
-    <w:lvl w:ilvl="8" w:tplc="96E0934A">
+    <w:lvl w:ilvl="8" w:tplc="D5B2C93A">
       <w:numFmt w:val="decimal"/>
       <w:lvlText w:val=""/>
       <w:lvlJc w:val="left"/>
     </w:lvl>
   </w:abstractNum>
-  <w:abstractNum w:abstractNumId="4" w15:restartNumberingAfterBreak="0">
-    <w:nsid w:val="58353E5E"/>
+  <w:abstractNum w:abstractNumId="7" w15:restartNumberingAfterBreak="0">
+    <w:nsid w:val="7BEE1C73"/>
     <w:multiLevelType w:val="hybridMultilevel"/>
-    <w:tmpl w:val="A962C4CA"/>
-    <w:lvl w:ilvl="0" w:tplc="33F48796">
+    <w:tmpl w:val="21F07900"/>
+    <w:lvl w:ilvl="0" w:tplc="8A28B26E">
       <w:start w:val="1"/>
       <w:numFmt w:val="bullet"/>
       <w:lvlText w:val="•"/>
@@ -11941,7 +11723,7 @@
         <w:ind w:left="567" w:hanging="283"/>
       </w:pPr>
     </w:lvl>
-    <w:lvl w:ilvl="1" w:tplc="186C30EC" w:tentative="1">
+    <w:lvl w:ilvl="1" w:tplc="D7C8AA64" w:tentative="1">
       <w:start w:val="1"/>
       <w:numFmt w:val="bullet"/>
       <w:lvlText w:val="–"/>
@@ -11950,224 +11732,62 @@
         <w:ind w:left="1134" w:hanging="283"/>
       </w:pPr>
     </w:lvl>
-    <w:lvl w:ilvl="2" w:tplc="2BCC8568">
+    <w:lvl w:ilvl="2" w:tplc="6D6C328C">
       <w:numFmt w:val="decimal"/>
       <w:lvlText w:val=""/>
       <w:lvlJc w:val="left"/>
     </w:lvl>
-    <w:lvl w:ilvl="3" w:tplc="5D84FBC0">
+    <w:lvl w:ilvl="3" w:tplc="7D64F29E">
       <w:numFmt w:val="decimal"/>
       <w:lvlText w:val=""/>
       <w:lvlJc w:val="left"/>
     </w:lvl>
-    <w:lvl w:ilvl="4" w:tplc="95BA6640">
+    <w:lvl w:ilvl="4" w:tplc="3BFA6092">
       <w:numFmt w:val="decimal"/>
       <w:lvlText w:val=""/>
       <w:lvlJc w:val="left"/>
     </w:lvl>
-    <w:lvl w:ilvl="5" w:tplc="18D892FE">
+    <w:lvl w:ilvl="5" w:tplc="3224E8D4">
       <w:numFmt w:val="decimal"/>
       <w:lvlText w:val=""/>
       <w:lvlJc w:val="left"/>
     </w:lvl>
-    <w:lvl w:ilvl="6" w:tplc="B784BFB2">
+    <w:lvl w:ilvl="6" w:tplc="A0A6865A">
       <w:numFmt w:val="decimal"/>
       <w:lvlText w:val=""/>
       <w:lvlJc w:val="left"/>
     </w:lvl>
-    <w:lvl w:ilvl="7" w:tplc="83CA73C0">
+    <w:lvl w:ilvl="7" w:tplc="B32420CA">
       <w:numFmt w:val="decimal"/>
       <w:lvlText w:val=""/>
       <w:lvlJc w:val="left"/>
     </w:lvl>
-    <w:lvl w:ilvl="8" w:tplc="05D2B636">
+    <w:lvl w:ilvl="8" w:tplc="3A183C6E">
       <w:numFmt w:val="decimal"/>
       <w:lvlText w:val=""/>
       <w:lvlJc w:val="left"/>
     </w:lvl>
   </w:abstractNum>
-  <w:abstractNum w:abstractNumId="5" w15:restartNumberingAfterBreak="0">
-    <w:nsid w:val="58C13B3B"/>
-    <w:multiLevelType w:val="hybridMultilevel"/>
-    <w:tmpl w:val="262E2C04"/>
-    <w:lvl w:ilvl="0" w:tplc="1366A820" w:tentative="1">
-      <w:start w:val="1"/>
-      <w:numFmt w:val="decimal"/>
-      <w:lvlText w:val="%1."/>
-      <w:lvlJc w:val="left"/>
-      <w:pPr>
-        <w:ind w:left="567" w:hanging="340"/>
-      </w:pPr>
-    </w:lvl>
-    <w:lvl w:ilvl="1" w:tplc="4CEC5032">
-      <w:numFmt w:val="decimal"/>
-      <w:lvlText w:val=""/>
-      <w:lvlJc w:val="left"/>
-    </w:lvl>
-    <w:lvl w:ilvl="2" w:tplc="DF0C6A2A">
-      <w:numFmt w:val="decimal"/>
-      <w:lvlText w:val=""/>
-      <w:lvlJc w:val="left"/>
-    </w:lvl>
-    <w:lvl w:ilvl="3" w:tplc="5A781956">
-      <w:numFmt w:val="decimal"/>
-      <w:lvlText w:val=""/>
-      <w:lvlJc w:val="left"/>
-    </w:lvl>
-    <w:lvl w:ilvl="4" w:tplc="592E9D1A">
-      <w:numFmt w:val="decimal"/>
-      <w:lvlText w:val=""/>
-      <w:lvlJc w:val="left"/>
-    </w:lvl>
-    <w:lvl w:ilvl="5" w:tplc="5B24038A">
-      <w:numFmt w:val="decimal"/>
-      <w:lvlText w:val=""/>
-      <w:lvlJc w:val="left"/>
-    </w:lvl>
-    <w:lvl w:ilvl="6" w:tplc="3C3E66C8">
-      <w:numFmt w:val="decimal"/>
-      <w:lvlText w:val=""/>
-      <w:lvlJc w:val="left"/>
-    </w:lvl>
-    <w:lvl w:ilvl="7" w:tplc="9DFC3CD0">
-      <w:numFmt w:val="decimal"/>
-      <w:lvlText w:val=""/>
-      <w:lvlJc w:val="left"/>
-    </w:lvl>
-    <w:lvl w:ilvl="8" w:tplc="7410F8FC">
-      <w:numFmt w:val="decimal"/>
-      <w:lvlText w:val=""/>
-      <w:lvlJc w:val="left"/>
-    </w:lvl>
-  </w:abstractNum>
-  <w:abstractNum w:abstractNumId="6" w15:restartNumberingAfterBreak="0">
-    <w:nsid w:val="68FE2321"/>
-    <w:multiLevelType w:val="hybridMultilevel"/>
-    <w:tmpl w:val="CF8A829A"/>
-    <w:lvl w:ilvl="0" w:tplc="BEFE8A60">
-      <w:start w:val="1"/>
-      <w:numFmt w:val="decimal"/>
-      <w:lvlText w:val="%1."/>
-      <w:lvlJc w:val="left"/>
-      <w:pPr>
-        <w:ind w:left="567" w:hanging="340"/>
-      </w:pPr>
-    </w:lvl>
-    <w:lvl w:ilvl="1" w:tplc="E7BA8590">
-      <w:numFmt w:val="decimal"/>
-      <w:lvlText w:val=""/>
-      <w:lvlJc w:val="left"/>
-    </w:lvl>
-    <w:lvl w:ilvl="2" w:tplc="5E5209CE">
-      <w:numFmt w:val="decimal"/>
-      <w:lvlText w:val=""/>
-      <w:lvlJc w:val="left"/>
-    </w:lvl>
-    <w:lvl w:ilvl="3" w:tplc="7BCA883E">
-      <w:numFmt w:val="decimal"/>
-      <w:lvlText w:val=""/>
-      <w:lvlJc w:val="left"/>
-    </w:lvl>
-    <w:lvl w:ilvl="4" w:tplc="3690BA18">
-      <w:numFmt w:val="decimal"/>
-      <w:lvlText w:val=""/>
-      <w:lvlJc w:val="left"/>
-    </w:lvl>
-    <w:lvl w:ilvl="5" w:tplc="C06A1678">
-      <w:numFmt w:val="decimal"/>
-      <w:lvlText w:val=""/>
-      <w:lvlJc w:val="left"/>
-    </w:lvl>
-    <w:lvl w:ilvl="6" w:tplc="64D26ADC">
-      <w:numFmt w:val="decimal"/>
-      <w:lvlText w:val=""/>
-      <w:lvlJc w:val="left"/>
-    </w:lvl>
-    <w:lvl w:ilvl="7" w:tplc="FC525988">
-      <w:numFmt w:val="decimal"/>
-      <w:lvlText w:val=""/>
-      <w:lvlJc w:val="left"/>
-    </w:lvl>
-    <w:lvl w:ilvl="8" w:tplc="3CC000B8">
-      <w:numFmt w:val="decimal"/>
-      <w:lvlText w:val=""/>
-      <w:lvlJc w:val="left"/>
-    </w:lvl>
-  </w:abstractNum>
-  <w:abstractNum w:abstractNumId="7" w15:restartNumberingAfterBreak="0">
-    <w:nsid w:val="71A50755"/>
-    <w:multiLevelType w:val="hybridMultilevel"/>
-    <w:tmpl w:val="F694333E"/>
-    <w:lvl w:ilvl="0" w:tplc="54C46E56" w:tentative="1">
-      <w:start w:val="1"/>
-      <w:numFmt w:val="decimal"/>
-      <w:lvlText w:val="%1."/>
-      <w:lvlJc w:val="left"/>
-      <w:pPr>
-        <w:ind w:left="567" w:hanging="340"/>
-      </w:pPr>
-    </w:lvl>
-    <w:lvl w:ilvl="1" w:tplc="6D1A1F9E">
-      <w:numFmt w:val="decimal"/>
-      <w:lvlText w:val=""/>
-      <w:lvlJc w:val="left"/>
-    </w:lvl>
-    <w:lvl w:ilvl="2" w:tplc="3C5283FA">
-      <w:numFmt w:val="decimal"/>
-      <w:lvlText w:val=""/>
-      <w:lvlJc w:val="left"/>
-    </w:lvl>
-    <w:lvl w:ilvl="3" w:tplc="9BDA70B0">
-      <w:numFmt w:val="decimal"/>
-      <w:lvlText w:val=""/>
-      <w:lvlJc w:val="left"/>
-    </w:lvl>
-    <w:lvl w:ilvl="4" w:tplc="AC9A3B34">
-      <w:numFmt w:val="decimal"/>
-      <w:lvlText w:val=""/>
-      <w:lvlJc w:val="left"/>
-    </w:lvl>
-    <w:lvl w:ilvl="5" w:tplc="C534F558">
-      <w:numFmt w:val="decimal"/>
-      <w:lvlText w:val=""/>
-      <w:lvlJc w:val="left"/>
-    </w:lvl>
-    <w:lvl w:ilvl="6" w:tplc="E93E9E9C">
-      <w:numFmt w:val="decimal"/>
-      <w:lvlText w:val=""/>
-      <w:lvlJc w:val="left"/>
-    </w:lvl>
-    <w:lvl w:ilvl="7" w:tplc="3E906CC6">
-      <w:numFmt w:val="decimal"/>
-      <w:lvlText w:val=""/>
-      <w:lvlJc w:val="left"/>
-    </w:lvl>
-    <w:lvl w:ilvl="8" w:tplc="60A4ECE8">
-      <w:numFmt w:val="decimal"/>
-      <w:lvlText w:val=""/>
-      <w:lvlJc w:val="left"/>
-    </w:lvl>
-  </w:abstractNum>
-  <w:num w:numId="1" w16cid:durableId="877469398">
-    <w:abstractNumId w:val="1"/>
-    <w:lvlOverride w:ilvl="0">
-      <w:startOverride w:val="1"/>
-    </w:lvlOverride>
-  </w:num>
-  <w:num w:numId="2" w16cid:durableId="1020012091">
+  <w:num w:numId="1" w16cid:durableId="503669742">
     <w:abstractNumId w:val="4"/>
     <w:lvlOverride w:ilvl="0">
       <w:startOverride w:val="1"/>
     </w:lvlOverride>
   </w:num>
-  <w:num w:numId="3" w16cid:durableId="1483159968">
-    <w:abstractNumId w:val="2"/>
+  <w:num w:numId="2" w16cid:durableId="1058627804">
+    <w:abstractNumId w:val="7"/>
     <w:lvlOverride w:ilvl="0">
       <w:startOverride w:val="1"/>
     </w:lvlOverride>
   </w:num>
-  <w:num w:numId="4" w16cid:durableId="1815680486">
-    <w:abstractNumId w:val="6"/>
+  <w:num w:numId="3" w16cid:durableId="129398198">
+    <w:abstractNumId w:val="5"/>
+    <w:lvlOverride w:ilvl="0">
+      <w:startOverride w:val="1"/>
+    </w:lvlOverride>
+  </w:num>
+  <w:num w:numId="4" w16cid:durableId="596253713">
+    <w:abstractNumId w:val="0"/>
     <w:lvlOverride w:ilvl="0">
       <w:startOverride w:val="1"/>
     </w:lvlOverride>
@@ -12802,7 +12422,7 @@
     <w:autoRedefine/>
     <w:uiPriority w:val="39"/>
     <w:unhideWhenUsed/>
-    <w:rsid w:val="00ED7825"/>
+    <w:rsid w:val="00B917A2"/>
     <w:pPr>
       <w:spacing w:after="100"/>
     </w:pPr>
@@ -12814,7 +12434,7 @@
     <w:autoRedefine/>
     <w:uiPriority w:val="39"/>
     <w:unhideWhenUsed/>
-    <w:rsid w:val="00ED7825"/>
+    <w:rsid w:val="00B917A2"/>
     <w:pPr>
       <w:spacing w:after="100"/>
       <w:ind w:left="260"/>
